--- a/t10_s4.docx
+++ b/t10_s4.docx
@@ -3,2168 +3,1698 @@
 <w:document xmlns:wpc="http://schemas.microsoft.com/office/word/2010/wordprocessingCanvas" xmlns:mo="http://schemas.microsoft.com/office/mac/office/2008/main" xmlns:mc="http://schemas.openxmlformats.org/markup-compatibility/2006" xmlns:mv="urn:schemas-microsoft-com:mac:vml" xmlns:o="urn:schemas-microsoft-com:office:office" xmlns:r="http://schemas.openxmlformats.org/officeDocument/2006/relationships" xmlns:m="http://schemas.openxmlformats.org/officeDocument/2006/math" xmlns:v="urn:schemas-microsoft-com:vml" xmlns:wp14="http://schemas.microsoft.com/office/word/2010/wordprocessingDrawing" xmlns:wp="http://schemas.openxmlformats.org/drawingml/2006/wordprocessingDrawing" xmlns:w10="urn:schemas-microsoft-com:office:word" xmlns:w="http://schemas.openxmlformats.org/wordprocessingml/2006/main" xmlns:w14="http://schemas.microsoft.com/office/word/2010/wordml" xmlns:wpg="http://schemas.microsoft.com/office/word/2010/wordprocessingGroup" xmlns:wpi="http://schemas.microsoft.com/office/word/2010/wordprocessingInk" xmlns:wne="http://schemas.microsoft.com/office/word/2006/wordml" xmlns:wps="http://schemas.microsoft.com/office/word/2010/wordprocessingShape" mc:Ignorable="w14 wp14">
   <w:body>
     <w:p>
-      <w:pPr>
-        <w:spacing w:after="20" w:before="120"/>
-      </w:pPr>
-      <w:r>
-        <w:rPr>
-          <w:b/>
-          <w:sz w:val="22"/>
-        </w:rPr>
-        <w:t>Question: After complain of open abdominal surgery. The OT nurse needs to do which of the following activity first before suturing. (give priority answer)</w:t>
-      </w:r>
-    </w:p>
-    <w:p>
-      <w:pPr>
-        <w:spacing w:after="0" w:before="0"/>
-      </w:pPr>
-      <w:r>
-        <w:rPr>
-          <w:b w:val="0"/>
-          <w:sz w:val="22"/>
-        </w:rPr>
-        <w:t>(a) Disinfection of OT</w:t>
-      </w:r>
-    </w:p>
-    <w:p>
-      <w:pPr>
-        <w:spacing w:after="0" w:before="0"/>
-      </w:pPr>
-      <w:r>
-        <w:rPr>
-          <w:b w:val="0"/>
-          <w:sz w:val="22"/>
-        </w:rPr>
-        <w:t>(b) Change the gown</w:t>
-      </w:r>
-    </w:p>
-    <w:p>
-      <w:pPr>
-        <w:spacing w:after="0" w:before="0"/>
-      </w:pPr>
-      <w:r>
-        <w:rPr>
-          <w:b w:val="0"/>
-          <w:sz w:val="22"/>
-        </w:rPr>
-        <w:t>(c) Checking the sponge count &amp; instruments counts before suturing.</w:t>
-      </w:r>
-    </w:p>
-    <w:p>
-      <w:pPr>
-        <w:spacing w:after="0" w:before="0"/>
-      </w:pPr>
-      <w:r>
-        <w:rPr>
-          <w:b w:val="0"/>
-          <w:sz w:val="22"/>
-        </w:rPr>
-        <w:t>(d) Clean the instruments</w:t>
-      </w:r>
-    </w:p>
-    <w:p>
-      <w:pPr>
-        <w:spacing w:after="0" w:before="40"/>
-      </w:pPr>
-      <w:r>
-        <w:rPr>
-          <w:b/>
-          <w:sz w:val="22"/>
-        </w:rPr>
-        <w:t>Answer: c</w:t>
-      </w:r>
-    </w:p>
-    <w:p>
-      <w:pPr>
-        <w:spacing w:after="0" w:before="0"/>
-      </w:pPr>
-      <w:r>
-        <w:rPr>
-          <w:b w:val="0"/>
-          <w:sz w:val="21"/>
-        </w:rPr>
-        <w:t>Solution: Before closure of an abdominal wound, a complete sponge, needle and instrument count with the circulator is mandatory to prevent retained items.</w:t>
-      </w:r>
-    </w:p>
-    <w:p>
-      <w:pPr>
-        <w:spacing w:after="0" w:before="0"/>
-      </w:pPr>
-      <w:r>
-        <w:rPr>
-          <w:b w:val="0"/>
-          <w:sz w:val="20"/>
-        </w:rPr>
-        <w:t>Positive Marks: 1</w:t>
-      </w:r>
-    </w:p>
-    <w:p>
-      <w:pPr>
-        <w:spacing w:after="160" w:before="0"/>
-      </w:pPr>
-      <w:r>
-        <w:rPr>
-          <w:b w:val="0"/>
-          <w:sz w:val="20"/>
-        </w:rPr>
-        <w:t>Negative Marks: 0.25</w:t>
-      </w:r>
-    </w:p>
-    <w:p>
-      <w:pPr>
-        <w:spacing w:after="20" w:before="120"/>
-      </w:pPr>
-      <w:r>
-        <w:rPr>
-          <w:b/>
-          <w:sz w:val="22"/>
-        </w:rPr>
-        <w:t>Question: Other name of cidex?</w:t>
-      </w:r>
-    </w:p>
-    <w:p>
-      <w:pPr>
-        <w:spacing w:after="0" w:before="0"/>
-      </w:pPr>
-      <w:r>
-        <w:rPr>
-          <w:b w:val="0"/>
-          <w:sz w:val="22"/>
-        </w:rPr>
-        <w:t>(a) Amonium chloride</w:t>
-      </w:r>
-    </w:p>
-    <w:p>
-      <w:pPr>
-        <w:spacing w:after="0" w:before="0"/>
-      </w:pPr>
-      <w:r>
-        <w:rPr>
-          <w:b w:val="0"/>
-          <w:sz w:val="22"/>
-        </w:rPr>
-        <w:t>(b) Glutaraldehyde</w:t>
-      </w:r>
-    </w:p>
-    <w:p>
-      <w:pPr>
-        <w:spacing w:after="0" w:before="0"/>
-      </w:pPr>
-      <w:r>
-        <w:rPr>
-          <w:b w:val="0"/>
-          <w:sz w:val="22"/>
-        </w:rPr>
-        <w:t>(c) Formaldehyde</w:t>
-      </w:r>
-    </w:p>
-    <w:p>
-      <w:pPr>
-        <w:spacing w:after="0" w:before="0"/>
-      </w:pPr>
-      <w:r>
-        <w:rPr>
-          <w:b w:val="0"/>
-          <w:sz w:val="22"/>
-        </w:rPr>
-        <w:t>(d) Isopropyl chloride</w:t>
-      </w:r>
-    </w:p>
-    <w:p>
-      <w:pPr>
-        <w:spacing w:after="0" w:before="40"/>
-      </w:pPr>
-      <w:r>
-        <w:rPr>
-          <w:b/>
-          <w:sz w:val="22"/>
-        </w:rPr>
-        <w:t>Answer: b</w:t>
-      </w:r>
-    </w:p>
-    <w:p>
-      <w:pPr>
-        <w:spacing w:after="0" w:before="0"/>
-      </w:pPr>
-      <w:r>
-        <w:rPr>
-          <w:b w:val="0"/>
-          <w:sz w:val="21"/>
-        </w:rPr>
-        <w:t>Solution: Cidex is the proprietary name of glutaraldehyde, a high-level disinfectant/cold sterilant.</w:t>
-      </w:r>
-    </w:p>
-    <w:p>
-      <w:pPr>
-        <w:spacing w:after="0" w:before="0"/>
-      </w:pPr>
-      <w:r>
-        <w:rPr>
-          <w:b w:val="0"/>
-          <w:sz w:val="20"/>
-        </w:rPr>
-        <w:t>Positive Marks: 1</w:t>
-      </w:r>
-    </w:p>
-    <w:p>
-      <w:pPr>
-        <w:spacing w:after="160" w:before="0"/>
-      </w:pPr>
-      <w:r>
-        <w:rPr>
-          <w:b w:val="0"/>
-          <w:sz w:val="20"/>
-        </w:rPr>
-        <w:t>Negative Marks: 0.25</w:t>
-      </w:r>
-    </w:p>
-    <w:p>
-      <w:pPr>
-        <w:spacing w:after="20" w:before="120"/>
-      </w:pPr>
-      <w:r>
-        <w:rPr>
-          <w:b/>
-          <w:sz w:val="22"/>
-        </w:rPr>
-        <w:t>Question: A pregnant client asks when she will first feel fetal movements (quickening). Which range is correct for a primigravida?</w:t>
-      </w:r>
-    </w:p>
-    <w:p>
-      <w:pPr>
-        <w:spacing w:after="0" w:before="0"/>
-      </w:pPr>
-      <w:r>
-        <w:rPr>
-          <w:b w:val="0"/>
-          <w:sz w:val="22"/>
-        </w:rPr>
-        <w:t>(a) 14–18 weeks</w:t>
-      </w:r>
-    </w:p>
-    <w:p>
-      <w:pPr>
-        <w:spacing w:after="0" w:before="0"/>
-      </w:pPr>
-      <w:r>
-        <w:rPr>
-          <w:b w:val="0"/>
-          <w:sz w:val="22"/>
-        </w:rPr>
-        <w:t>(b) 6–8 weeks</w:t>
-      </w:r>
-    </w:p>
-    <w:p>
-      <w:pPr>
-        <w:spacing w:after="0" w:before="0"/>
-      </w:pPr>
-      <w:r>
-        <w:rPr>
-          <w:b w:val="0"/>
-          <w:sz w:val="22"/>
-        </w:rPr>
-        <w:t>(c) 8–10 weeks</w:t>
-      </w:r>
-    </w:p>
-    <w:p>
-      <w:pPr>
-        <w:spacing w:after="0" w:before="0"/>
-      </w:pPr>
-      <w:r>
-        <w:rPr>
-          <w:b w:val="0"/>
-          <w:sz w:val="22"/>
-        </w:rPr>
-        <w:t>(d) 10–12 weeks</w:t>
-      </w:r>
-    </w:p>
-    <w:p>
-      <w:pPr>
-        <w:spacing w:after="0" w:before="40"/>
-      </w:pPr>
-      <w:r>
-        <w:rPr>
-          <w:b/>
-          <w:sz w:val="22"/>
-        </w:rPr>
-        <w:t>Answer: a</w:t>
-      </w:r>
-    </w:p>
-    <w:p>
-      <w:pPr>
-        <w:spacing w:after="0" w:before="0"/>
-      </w:pPr>
-      <w:r>
-        <w:rPr>
-          <w:b w:val="0"/>
-          <w:sz w:val="21"/>
-        </w:rPr>
-        <w:t>Solution: Quickening (first perception of fetal movements) is usually felt between 16 and 20 weeks - around 18 weeks in a primigravida (14-18 weeks is the best fit).</w:t>
-      </w:r>
-    </w:p>
-    <w:p>
-      <w:pPr>
-        <w:spacing w:after="0" w:before="0"/>
-      </w:pPr>
-      <w:r>
-        <w:rPr>
-          <w:b w:val="0"/>
-          <w:sz w:val="20"/>
-        </w:rPr>
-        <w:t>Positive Marks: 1</w:t>
-      </w:r>
-    </w:p>
-    <w:p>
-      <w:pPr>
-        <w:spacing w:after="160" w:before="0"/>
-      </w:pPr>
-      <w:r>
-        <w:rPr>
-          <w:b w:val="0"/>
-          <w:sz w:val="20"/>
-        </w:rPr>
-        <w:t>Negative Marks: 0.25</w:t>
-      </w:r>
-    </w:p>
-    <w:p>
-      <w:pPr>
-        <w:spacing w:after="20" w:before="120"/>
-      </w:pPr>
-      <w:r>
-        <w:rPr>
-          <w:b/>
-          <w:sz w:val="22"/>
-        </w:rPr>
-        <w:t>Question: Which of the following color bag is used to discard resection of gangrene part of the patient?</w:t>
-      </w:r>
-    </w:p>
-    <w:p>
-      <w:pPr>
-        <w:spacing w:after="0" w:before="0"/>
-      </w:pPr>
-      <w:r>
-        <w:rPr>
-          <w:b w:val="0"/>
-          <w:sz w:val="22"/>
-        </w:rPr>
-        <w:t>(a) Black</w:t>
-      </w:r>
-    </w:p>
-    <w:p>
-      <w:pPr>
-        <w:spacing w:after="0" w:before="0"/>
-      </w:pPr>
-      <w:r>
-        <w:rPr>
-          <w:b w:val="0"/>
-          <w:sz w:val="22"/>
-        </w:rPr>
-        <w:t>(b) Blue</w:t>
-      </w:r>
-    </w:p>
-    <w:p>
-      <w:pPr>
-        <w:spacing w:after="0" w:before="0"/>
-      </w:pPr>
-      <w:r>
-        <w:rPr>
-          <w:b w:val="0"/>
-          <w:sz w:val="22"/>
-        </w:rPr>
-        <w:t>(c) Yellow</w:t>
-      </w:r>
-    </w:p>
-    <w:p>
-      <w:pPr>
-        <w:spacing w:after="0" w:before="0"/>
-      </w:pPr>
-      <w:r>
-        <w:rPr>
-          <w:b w:val="0"/>
-          <w:sz w:val="22"/>
-        </w:rPr>
-        <w:t>(d) Red</w:t>
-      </w:r>
-    </w:p>
-    <w:p>
-      <w:pPr>
-        <w:spacing w:after="0" w:before="40"/>
-      </w:pPr>
-      <w:r>
-        <w:rPr>
-          <w:b/>
-          <w:sz w:val="22"/>
-        </w:rPr>
-        <w:t>Answer: c</w:t>
-      </w:r>
-    </w:p>
-    <w:p>
-      <w:pPr>
-        <w:spacing w:after="0" w:before="0"/>
-      </w:pPr>
-      <w:r>
-        <w:rPr>
-          <w:b w:val="0"/>
-          <w:sz w:val="21"/>
-        </w:rPr>
-        <w:t>Solution: The color bag that is typically used to discard the resection of gangrene part of a patient is the yellow bag (Option C). The yellow bag, also known as a biohazard bag or infectious waste bag, is specifically designated for the disposal of potentially infectious materials, including tissues and body parts removed during surgical procedures. Gangrene refers to the necrosis or death of body tissue, usually due to a lack of blood supply. When a resection of gangrenous tissue is performed, the removed tissue is considered potentially infectious and should be placed in a yellow bag for proper disposal according to healthcare waste management protocols. This helps to ensure the containment and safe disposal of biohazardous materials. It is important for healthcare facilities to adhere to local regulations and guidelines for the proper handling and disposal of different types of waste.</w:t>
-      </w:r>
-    </w:p>
-    <w:p>
-      <w:pPr>
-        <w:spacing w:after="0" w:before="0"/>
-      </w:pPr>
-      <w:r>
-        <w:rPr>
-          <w:b w:val="0"/>
-          <w:sz w:val="20"/>
-        </w:rPr>
-        <w:t>Positive Marks: 1</w:t>
-      </w:r>
-    </w:p>
-    <w:p>
-      <w:pPr>
-        <w:spacing w:after="160" w:before="0"/>
-      </w:pPr>
-      <w:r>
-        <w:rPr>
-          <w:b w:val="0"/>
-          <w:sz w:val="20"/>
-        </w:rPr>
-        <w:t>Negative Marks: 0.25</w:t>
-      </w:r>
-    </w:p>
-    <w:p>
-      <w:pPr>
-        <w:spacing w:after="20" w:before="120"/>
-      </w:pPr>
-      <w:r>
-        <w:rPr>
-          <w:b/>
-          <w:sz w:val="22"/>
-        </w:rPr>
-        <w:t>Question: A postpartum client on day 3 suddenly develops severe chest pain and dyspnea. What is the priority action?</w:t>
-      </w:r>
-    </w:p>
-    <w:p>
-      <w:pPr>
-        <w:spacing w:after="0" w:before="0"/>
-      </w:pPr>
-      <w:r>
-        <w:rPr>
-          <w:b w:val="0"/>
-          <w:sz w:val="22"/>
-        </w:rPr>
-        <w:t>(a) Ambulate the client to improve circulation</w:t>
-      </w:r>
-    </w:p>
-    <w:p>
-      <w:pPr>
-        <w:spacing w:after="0" w:before="0"/>
-      </w:pPr>
-      <w:r>
-        <w:rPr>
-          <w:b w:val="0"/>
-          <w:sz w:val="22"/>
-        </w:rPr>
-        <w:t>(b) Assess the calves for deep vein thrombosis first</w:t>
-      </w:r>
-    </w:p>
-    <w:p>
-      <w:pPr>
-        <w:spacing w:after="0" w:before="0"/>
-      </w:pPr>
-      <w:r>
-        <w:rPr>
-          <w:b w:val="0"/>
-          <w:sz w:val="22"/>
-        </w:rPr>
-        <w:t>(c) Give the prescribed analgesic and reassess</w:t>
-      </w:r>
-    </w:p>
-    <w:p>
-      <w:pPr>
-        <w:spacing w:after="0" w:before="0"/>
-      </w:pPr>
-      <w:r>
-        <w:rPr>
-          <w:b w:val="0"/>
-          <w:sz w:val="22"/>
-        </w:rPr>
-        <w:t>(d) Administer oxygen and notify the provider immediately</w:t>
-      </w:r>
-    </w:p>
-    <w:p>
-      <w:pPr>
-        <w:spacing w:after="0" w:before="40"/>
-      </w:pPr>
-      <w:r>
-        <w:rPr>
-          <w:b/>
-          <w:sz w:val="22"/>
-        </w:rPr>
-        <w:t>Answer: d</w:t>
-      </w:r>
-    </w:p>
-    <w:p>
-      <w:pPr>
-        <w:spacing w:after="0" w:before="0"/>
-      </w:pPr>
-      <w:r>
-        <w:rPr>
-          <w:b w:val="0"/>
-          <w:sz w:val="21"/>
-        </w:rPr>
-        <w:t>Solution: Sudden chest pain and dyspnea postpartum suggest pulmonary embolism or amniotic fluid embolism; oxygen and immediate notification are life-saving priorities.</w:t>
-      </w:r>
-    </w:p>
-    <w:p>
-      <w:pPr>
-        <w:spacing w:after="0" w:before="0"/>
-      </w:pPr>
-      <w:r>
-        <w:rPr>
-          <w:b w:val="0"/>
-          <w:sz w:val="20"/>
-        </w:rPr>
-        <w:t>Positive Marks: 1</w:t>
-      </w:r>
-    </w:p>
-    <w:p>
-      <w:pPr>
-        <w:spacing w:after="160" w:before="0"/>
-      </w:pPr>
-      <w:r>
-        <w:rPr>
-          <w:b w:val="0"/>
-          <w:sz w:val="20"/>
-        </w:rPr>
-        <w:t>Negative Marks: 0.25</w:t>
-      </w:r>
-    </w:p>
-    <w:p>
-      <w:pPr>
-        <w:spacing w:after="20" w:before="120"/>
-      </w:pPr>
-      <w:r>
-        <w:rPr>
-          <w:b/>
-          <w:sz w:val="22"/>
-        </w:rPr>
-        <w:t>Question: A patient is having hyperventilation and CO2 level is below normal range. Priority nursing management in this patient is?</w:t>
-      </w:r>
-    </w:p>
-    <w:p>
-      <w:pPr>
-        <w:spacing w:after="0" w:before="0"/>
-      </w:pPr>
-      <w:r>
-        <w:rPr>
-          <w:b w:val="0"/>
-          <w:sz w:val="22"/>
-        </w:rPr>
-        <w:t>(a) Paper bag breath</w:t>
-      </w:r>
-    </w:p>
-    <w:p>
-      <w:pPr>
-        <w:spacing w:after="0" w:before="0"/>
-      </w:pPr>
-      <w:r>
-        <w:rPr>
-          <w:b w:val="0"/>
-          <w:sz w:val="22"/>
-        </w:rPr>
-        <w:t>(b) Inform the doctor</w:t>
-      </w:r>
-    </w:p>
-    <w:p>
-      <w:pPr>
-        <w:spacing w:after="0" w:before="0"/>
-      </w:pPr>
-      <w:r>
-        <w:rPr>
-          <w:b w:val="0"/>
-          <w:sz w:val="22"/>
-        </w:rPr>
-        <w:t>(c) Give O2 directly</w:t>
-      </w:r>
-    </w:p>
-    <w:p>
-      <w:pPr>
-        <w:spacing w:after="0" w:before="0"/>
-      </w:pPr>
-      <w:r>
-        <w:rPr>
-          <w:b w:val="0"/>
-          <w:sz w:val="22"/>
-        </w:rPr>
-        <w:t>(d) Give sedative</w:t>
-      </w:r>
-    </w:p>
-    <w:p>
-      <w:pPr>
-        <w:spacing w:after="0" w:before="40"/>
-      </w:pPr>
-      <w:r>
-        <w:rPr>
-          <w:b/>
-          <w:sz w:val="22"/>
-        </w:rPr>
-        <w:t>Answer: a</w:t>
-      </w:r>
-    </w:p>
-    <w:p>
-      <w:pPr>
-        <w:spacing w:after="0" w:before="0"/>
-      </w:pPr>
-      <w:r>
-        <w:rPr>
-          <w:b w:val="0"/>
-          <w:sz w:val="21"/>
-        </w:rPr>
-        <w:t>Solution: In hyperventilation with low CO2, priority management is rebreathing into a paper bag to raise CO2 levels.</w:t>
-      </w:r>
-    </w:p>
-    <w:p>
-      <w:pPr>
-        <w:spacing w:after="0" w:before="0"/>
-      </w:pPr>
-      <w:r>
-        <w:rPr>
-          <w:b w:val="0"/>
-          <w:sz w:val="20"/>
-        </w:rPr>
-        <w:t>Positive Marks: 1</w:t>
-      </w:r>
-    </w:p>
-    <w:p>
-      <w:pPr>
-        <w:spacing w:after="160" w:before="0"/>
-      </w:pPr>
-      <w:r>
-        <w:rPr>
-          <w:b w:val="0"/>
-          <w:sz w:val="20"/>
-        </w:rPr>
-        <w:t>Negative Marks: 0.25</w:t>
-      </w:r>
-    </w:p>
-    <w:p>
-      <w:pPr>
-        <w:spacing w:after="20" w:before="120"/>
-      </w:pPr>
-      <w:r>
-        <w:rPr>
-          <w:b/>
-          <w:sz w:val="22"/>
-        </w:rPr>
-        <w:t>Question: An Anganwadi worker assess the malnutrition status by:</w:t>
-      </w:r>
-    </w:p>
-    <w:p>
-      <w:pPr>
-        <w:spacing w:after="0" w:before="0"/>
-      </w:pPr>
-      <w:r>
-        <w:rPr>
-          <w:b w:val="0"/>
-          <w:sz w:val="22"/>
-        </w:rPr>
-        <w:t>(a) Height for age</w:t>
-      </w:r>
-    </w:p>
-    <w:p>
-      <w:pPr>
-        <w:spacing w:after="0" w:before="0"/>
-      </w:pPr>
-      <w:r>
-        <w:rPr>
-          <w:b w:val="0"/>
-          <w:sz w:val="22"/>
-        </w:rPr>
-        <w:t>(b) Weight for height</w:t>
-      </w:r>
-    </w:p>
-    <w:p>
-      <w:pPr>
-        <w:spacing w:after="0" w:before="0"/>
-      </w:pPr>
-      <w:r>
-        <w:rPr>
-          <w:b w:val="0"/>
-          <w:sz w:val="22"/>
-        </w:rPr>
-        <w:t>(c) Weight for age</w:t>
-      </w:r>
-    </w:p>
-    <w:p>
-      <w:pPr>
-        <w:spacing w:after="0" w:before="0"/>
-      </w:pPr>
-      <w:r>
-        <w:rPr>
-          <w:b w:val="0"/>
-          <w:sz w:val="22"/>
-        </w:rPr>
-        <w:t>(d) Mid arm circumference</w:t>
-      </w:r>
-    </w:p>
-    <w:p>
-      <w:pPr>
-        <w:spacing w:after="0" w:before="40"/>
-      </w:pPr>
-      <w:r>
-        <w:rPr>
-          <w:b/>
-          <w:sz w:val="22"/>
-        </w:rPr>
-        <w:t>Answer: c</w:t>
-      </w:r>
-    </w:p>
-    <w:p>
-      <w:pPr>
-        <w:spacing w:after="0" w:before="0"/>
-      </w:pPr>
-      <w:r>
-        <w:rPr>
-          <w:b w:val="0"/>
-          <w:sz w:val="21"/>
-        </w:rPr>
-        <w:t>Solution: Anganwadi workers assess malnutrition in children by weight for age (growth monitoring under ICDS).</w:t>
-      </w:r>
-    </w:p>
-    <w:p>
-      <w:pPr>
-        <w:spacing w:after="0" w:before="0"/>
-      </w:pPr>
-      <w:r>
-        <w:rPr>
-          <w:b w:val="0"/>
-          <w:sz w:val="20"/>
-        </w:rPr>
-        <w:t>Positive Marks: 1</w:t>
-      </w:r>
-    </w:p>
-    <w:p>
-      <w:pPr>
-        <w:spacing w:after="160" w:before="0"/>
-      </w:pPr>
-      <w:r>
-        <w:rPr>
-          <w:b w:val="0"/>
-          <w:sz w:val="20"/>
-        </w:rPr>
-        <w:t>Negative Marks: 0.25</w:t>
-      </w:r>
-    </w:p>
-    <w:p>
-      <w:pPr>
-        <w:spacing w:after="20" w:before="120"/>
-      </w:pPr>
-      <w:r>
-        <w:rPr>
-          <w:b/>
-          <w:sz w:val="22"/>
-        </w:rPr>
-        <w:t>Question: Cyanotic spell is seen in:</w:t>
-      </w:r>
-    </w:p>
-    <w:p>
-      <w:pPr>
-        <w:spacing w:after="0" w:before="0"/>
-      </w:pPr>
-      <w:r>
-        <w:rPr>
-          <w:b w:val="0"/>
-          <w:sz w:val="22"/>
-        </w:rPr>
-        <w:t>(a) Atrial septal defect</w:t>
-      </w:r>
-    </w:p>
-    <w:p>
-      <w:pPr>
-        <w:spacing w:after="0" w:before="0"/>
-      </w:pPr>
-      <w:r>
-        <w:rPr>
-          <w:b w:val="0"/>
-          <w:sz w:val="22"/>
-        </w:rPr>
-        <w:t>(b) Tetralogy of Fallot</w:t>
-      </w:r>
-    </w:p>
-    <w:p>
-      <w:pPr>
-        <w:spacing w:after="0" w:before="0"/>
-      </w:pPr>
-      <w:r>
-        <w:rPr>
-          <w:b w:val="0"/>
-          <w:sz w:val="22"/>
-        </w:rPr>
-        <w:t>(c) Trans position of arteries</w:t>
-      </w:r>
-    </w:p>
-    <w:p>
-      <w:pPr>
-        <w:spacing w:after="0" w:before="0"/>
-      </w:pPr>
-      <w:r>
-        <w:rPr>
-          <w:b w:val="0"/>
-          <w:sz w:val="22"/>
-        </w:rPr>
-        <w:t>(d) Ventricular septal defect</w:t>
-      </w:r>
-    </w:p>
-    <w:p>
-      <w:pPr>
-        <w:spacing w:after="0" w:before="40"/>
-      </w:pPr>
-      <w:r>
-        <w:rPr>
-          <w:b/>
-          <w:sz w:val="22"/>
-        </w:rPr>
-        <w:t>Answer: b</w:t>
-      </w:r>
-    </w:p>
-    <w:p>
-      <w:pPr>
-        <w:spacing w:after="0" w:before="0"/>
-      </w:pPr>
-      <w:r>
-        <w:rPr>
-          <w:b w:val="0"/>
-          <w:sz w:val="21"/>
-        </w:rPr>
-        <w:t>Solution: A cyanotic spell is seen in Tetralogy of Fallot. Tetralogy of Fallot is a congenital heart defect characterized by four specific abnormalities in the structure of the heart. These abnormalities include ventricular septal defect (VSD), pulmonary stenosis, overriding aorta, and right ventricular hypertrophy. During a cyanotic spell, also known as a "Tet spell," there is a sudden and severe decrease in blood flow to the lungs, leading to inadequate oxygenation of the blood. This results in cyanosis, or a bluish discoloration of the skin and mucous membranes. Cyanotic spells can be triggered by physical activity or agitation and require immediate medical attention. "Nelson Textbook of Pediatrics</w:t>
-      </w:r>
-    </w:p>
-    <w:p>
-      <w:pPr>
-        <w:spacing w:after="0" w:before="0"/>
-      </w:pPr>
-      <w:r>
-        <w:rPr>
-          <w:b w:val="0"/>
-          <w:sz w:val="20"/>
-        </w:rPr>
-        <w:t>Positive Marks: 1</w:t>
-      </w:r>
-    </w:p>
-    <w:p>
-      <w:pPr>
-        <w:spacing w:after="160" w:before="0"/>
-      </w:pPr>
-      <w:r>
-        <w:rPr>
-          <w:b w:val="0"/>
-          <w:sz w:val="20"/>
-        </w:rPr>
-        <w:t>Negative Marks: 0.25</w:t>
-      </w:r>
-    </w:p>
-    <w:p>
-      <w:pPr>
-        <w:spacing w:after="20" w:before="120"/>
-      </w:pPr>
-      <w:r>
-        <w:rPr>
-          <w:b/>
-          <w:sz w:val="22"/>
-        </w:rPr>
-        <w:t>Question: Which Gram-negative diplococcus bacterium causes Neisseria Gonorrhoeae infection?</w:t>
-      </w:r>
-    </w:p>
-    <w:p>
-      <w:pPr>
-        <w:spacing w:after="0" w:before="0"/>
-      </w:pPr>
-      <w:r>
-        <w:rPr>
-          <w:b w:val="0"/>
-          <w:sz w:val="22"/>
-        </w:rPr>
-        <w:t>(a) Streptococcus pneumoniae</w:t>
-      </w:r>
-    </w:p>
-    <w:p>
-      <w:pPr>
-        <w:spacing w:after="0" w:before="0"/>
-      </w:pPr>
-      <w:r>
-        <w:rPr>
-          <w:b w:val="0"/>
-          <w:sz w:val="22"/>
-        </w:rPr>
-        <w:t>(b) Stylus gonorrhoeae</w:t>
-      </w:r>
-    </w:p>
-    <w:p>
-      <w:pPr>
-        <w:spacing w:after="0" w:before="0"/>
-      </w:pPr>
-      <w:r>
-        <w:rPr>
-          <w:b w:val="0"/>
-          <w:sz w:val="22"/>
-        </w:rPr>
-        <w:t>(c) Neisseria gonorrhoeae</w:t>
-      </w:r>
-    </w:p>
-    <w:p>
-      <w:pPr>
-        <w:spacing w:after="0" w:before="0"/>
-      </w:pPr>
-      <w:r>
-        <w:rPr>
-          <w:b w:val="0"/>
-          <w:sz w:val="22"/>
-        </w:rPr>
-        <w:t>(d) Treponema pallidum</w:t>
-      </w:r>
-    </w:p>
-    <w:p>
-      <w:pPr>
-        <w:spacing w:after="0" w:before="40"/>
-      </w:pPr>
-      <w:r>
-        <w:rPr>
-          <w:b/>
-          <w:sz w:val="22"/>
-        </w:rPr>
-        <w:t>Answer: c</w:t>
-      </w:r>
-    </w:p>
-    <w:p>
-      <w:pPr>
-        <w:spacing w:after="0" w:before="0"/>
-      </w:pPr>
-      <w:r>
-        <w:rPr>
-          <w:b w:val="0"/>
-          <w:sz w:val="21"/>
-        </w:rPr>
-        <w:t>Solution: Neisseria gonorrhoeae is a Gram-negative diplococcus responsible for sexually transmitted gonococcal urethritis and cervicitis.</w:t>
-      </w:r>
-    </w:p>
-    <w:p>
-      <w:pPr>
-        <w:spacing w:after="0" w:before="0"/>
-      </w:pPr>
-      <w:r>
-        <w:rPr>
-          <w:b w:val="0"/>
-          <w:sz w:val="20"/>
-        </w:rPr>
-        <w:t>Positive Marks: 1</w:t>
-      </w:r>
-    </w:p>
-    <w:p>
-      <w:pPr>
-        <w:spacing w:after="160" w:before="0"/>
-      </w:pPr>
-      <w:r>
-        <w:rPr>
-          <w:b w:val="0"/>
-          <w:sz w:val="20"/>
-        </w:rPr>
-        <w:t>Negative Marks: 0.25</w:t>
-      </w:r>
-    </w:p>
-    <w:p>
-      <w:pPr>
-        <w:spacing w:after="20" w:before="120"/>
-      </w:pPr>
-      <w:r>
-        <w:rPr>
-          <w:b/>
-          <w:sz w:val="22"/>
-        </w:rPr>
-        <w:t>Question: Which of the following conditions is NOT prevented or covered by the MMR vaccine?</w:t>
-      </w:r>
-    </w:p>
-    <w:p>
-      <w:pPr>
-        <w:spacing w:after="0" w:before="0"/>
-      </w:pPr>
-      <w:r>
-        <w:rPr>
-          <w:b w:val="0"/>
-          <w:sz w:val="22"/>
-        </w:rPr>
-        <w:t>(a) Rickets</w:t>
-      </w:r>
-    </w:p>
-    <w:p>
-      <w:pPr>
-        <w:spacing w:after="0" w:before="0"/>
-      </w:pPr>
-      <w:r>
-        <w:rPr>
-          <w:b w:val="0"/>
-          <w:sz w:val="22"/>
-        </w:rPr>
-        <w:t>(b) Rubella</w:t>
-      </w:r>
-    </w:p>
-    <w:p>
-      <w:pPr>
-        <w:spacing w:after="0" w:before="0"/>
-      </w:pPr>
-      <w:r>
-        <w:rPr>
-          <w:b w:val="0"/>
-          <w:sz w:val="22"/>
-        </w:rPr>
-        <w:t>(c) Mumps</w:t>
-      </w:r>
-    </w:p>
-    <w:p>
-      <w:pPr>
-        <w:spacing w:after="0" w:before="0"/>
-      </w:pPr>
-      <w:r>
-        <w:rPr>
-          <w:b w:val="0"/>
-          <w:sz w:val="22"/>
-        </w:rPr>
-        <w:t>(d) Measles</w:t>
-      </w:r>
-    </w:p>
-    <w:p>
-      <w:pPr>
-        <w:spacing w:after="0" w:before="40"/>
-      </w:pPr>
-      <w:r>
-        <w:rPr>
-          <w:b/>
-          <w:sz w:val="22"/>
-        </w:rPr>
-        <w:t>Answer: a</w:t>
-      </w:r>
-    </w:p>
-    <w:p>
-      <w:pPr>
-        <w:spacing w:after="0" w:before="0"/>
-      </w:pPr>
-      <w:r>
-        <w:rPr>
-          <w:b w:val="0"/>
-          <w:sz w:val="21"/>
-        </w:rPr>
-        <w:t>Solution: MMR vaccine protects against Measles, Mumps, and Rubella. Rickets is a nutritional bone disorder caused by Vitamin D deficiency.</w:t>
-      </w:r>
-    </w:p>
-    <w:p>
-      <w:pPr>
-        <w:spacing w:after="0" w:before="0"/>
-      </w:pPr>
-      <w:r>
-        <w:rPr>
-          <w:b w:val="0"/>
-          <w:sz w:val="20"/>
-        </w:rPr>
-        <w:t>Positive Marks: 1</w:t>
-      </w:r>
-    </w:p>
-    <w:p>
-      <w:pPr>
-        <w:spacing w:after="160" w:before="0"/>
-      </w:pPr>
-      <w:r>
-        <w:rPr>
-          <w:b w:val="0"/>
-          <w:sz w:val="20"/>
-        </w:rPr>
-        <w:t>Negative Marks: 0.25</w:t>
-      </w:r>
-    </w:p>
-    <w:p>
-      <w:pPr>
-        <w:spacing w:after="20" w:before="120"/>
-      </w:pPr>
-      <w:r>
-        <w:rPr>
-          <w:b/>
-          <w:sz w:val="22"/>
-        </w:rPr>
-        <w:t>Question: A breastfeeding mother reports cracked, painful nipples. Which instruction is most appropriate?</w:t>
-      </w:r>
-    </w:p>
-    <w:p>
-      <w:pPr>
-        <w:spacing w:after="0" w:before="0"/>
-      </w:pPr>
-      <w:r>
-        <w:rPr>
-          <w:b w:val="0"/>
-          <w:sz w:val="22"/>
-        </w:rPr>
-        <w:t>(a) Correct the latch and apply purified lanolin after feeds</w:t>
-      </w:r>
-    </w:p>
-    <w:p>
-      <w:pPr>
-        <w:spacing w:after="0" w:before="0"/>
-      </w:pPr>
-      <w:r>
-        <w:rPr>
-          <w:b w:val="0"/>
-          <w:sz w:val="22"/>
-        </w:rPr>
-        <w:t>(b) Stop breastfeeding for 2 days to allow healing</w:t>
-      </w:r>
-    </w:p>
-    <w:p>
-      <w:pPr>
-        <w:spacing w:after="0" w:before="0"/>
-      </w:pPr>
-      <w:r>
-        <w:rPr>
-          <w:b w:val="0"/>
-          <w:sz w:val="22"/>
-        </w:rPr>
-        <w:t>(c) Wash the nipples with soap before each feed</w:t>
-      </w:r>
-    </w:p>
-    <w:p>
-      <w:pPr>
-        <w:spacing w:after="0" w:before="0"/>
-      </w:pPr>
-      <w:r>
-        <w:rPr>
-          <w:b w:val="0"/>
-          <w:sz w:val="22"/>
-        </w:rPr>
-        <w:t>(d) Switch to formula until the nipples heal</w:t>
-      </w:r>
-    </w:p>
-    <w:p>
-      <w:pPr>
-        <w:spacing w:after="0" w:before="40"/>
-      </w:pPr>
-      <w:r>
-        <w:rPr>
-          <w:b/>
-          <w:sz w:val="22"/>
-        </w:rPr>
-        <w:t>Answer: a</w:t>
-      </w:r>
-    </w:p>
-    <w:p>
-      <w:pPr>
-        <w:spacing w:after="0" w:before="0"/>
-      </w:pPr>
-      <w:r>
-        <w:rPr>
-          <w:b w:val="0"/>
-          <w:sz w:val="21"/>
-        </w:rPr>
-        <w:t>Solution: Cracked nipples are usually caused by a poor latch; correcting positioning, air-drying and applying lanolin promote healing while breastfeeding continues.</w:t>
-      </w:r>
-    </w:p>
-    <w:p>
-      <w:pPr>
-        <w:spacing w:after="0" w:before="0"/>
-      </w:pPr>
-      <w:r>
-        <w:rPr>
-          <w:b w:val="0"/>
-          <w:sz w:val="20"/>
-        </w:rPr>
-        <w:t>Positive Marks: 1</w:t>
-      </w:r>
-    </w:p>
-    <w:p>
-      <w:pPr>
-        <w:spacing w:after="160" w:before="0"/>
-      </w:pPr>
-      <w:r>
-        <w:rPr>
-          <w:b w:val="0"/>
-          <w:sz w:val="20"/>
-        </w:rPr>
-        <w:t>Negative Marks: 0.25</w:t>
-      </w:r>
-    </w:p>
-    <w:p>
-      <w:pPr>
-        <w:spacing w:after="20" w:before="120"/>
-      </w:pPr>
-      <w:r>
-        <w:rPr>
-          <w:b/>
-          <w:sz w:val="22"/>
-        </w:rPr>
-        <w:t>Question: Which of the following is a possible cause for the displacement of the uterus laterally to the umbilicus in the first postpartum day for a woman who delivered vaginally?</w:t>
-      </w:r>
-    </w:p>
-    <w:p>
-      <w:pPr>
-        <w:spacing w:after="0" w:before="0"/>
-      </w:pPr>
-      <w:r>
-        <w:rPr>
-          <w:b w:val="0"/>
-          <w:sz w:val="22"/>
-        </w:rPr>
-        <w:t>(a) Displacement of the uterus due to bowel distension</w:t>
-      </w:r>
-    </w:p>
-    <w:p>
-      <w:pPr>
-        <w:spacing w:after="0" w:before="0"/>
-      </w:pPr>
-      <w:r>
-        <w:rPr>
-          <w:b w:val="0"/>
-          <w:sz w:val="22"/>
-        </w:rPr>
-        <w:t>(b) Endometritis</w:t>
-      </w:r>
-    </w:p>
-    <w:p>
-      <w:pPr>
-        <w:spacing w:after="0" w:before="0"/>
-      </w:pPr>
-      <w:r>
-        <w:rPr>
-          <w:b w:val="0"/>
-          <w:sz w:val="22"/>
-        </w:rPr>
-        <w:t>(c) Fibroid tumour of the uterus</w:t>
-      </w:r>
-    </w:p>
-    <w:p>
-      <w:pPr>
-        <w:spacing w:after="0" w:before="0"/>
-      </w:pPr>
-      <w:r>
-        <w:rPr>
-          <w:b w:val="0"/>
-          <w:sz w:val="22"/>
-        </w:rPr>
-        <w:t>(d) Urinary retention or a distended bladder</w:t>
-      </w:r>
-    </w:p>
-    <w:p>
-      <w:pPr>
-        <w:spacing w:after="0" w:before="40"/>
-      </w:pPr>
-      <w:r>
-        <w:rPr>
-          <w:b/>
-          <w:sz w:val="22"/>
-        </w:rPr>
-        <w:t>Answer: d</w:t>
-      </w:r>
-    </w:p>
-    <w:p>
-      <w:pPr>
-        <w:spacing w:after="0" w:before="0"/>
-      </w:pPr>
-      <w:r>
-        <w:rPr>
-          <w:b w:val="0"/>
-          <w:sz w:val="21"/>
-        </w:rPr>
-        <w:t>Solution: The correct answer is D. Urinary retention or a distended bladder can cause the uterus to be displaced laterally to the umbilicus in the early postpartum period. This is because the bladder sits directly in front of the uterus and when it becomes distended, it can push the uterus out of its normal position. Emptying the bladder can usually resolve this issue. If left untreated, a distended bladder can lead to postpartum hemorrhage and other complications. Labor &lt;</w:t>
-      </w:r>
-    </w:p>
-    <w:p>
-      <w:pPr>
-        <w:spacing w:after="0" w:before="0"/>
-      </w:pPr>
-      <w:r>
-        <w:rPr>
-          <w:b w:val="0"/>
-          <w:sz w:val="20"/>
-        </w:rPr>
-        <w:t>Positive Marks: 1</w:t>
-      </w:r>
-    </w:p>
-    <w:p>
-      <w:pPr>
-        <w:spacing w:after="160" w:before="0"/>
-      </w:pPr>
-      <w:r>
-        <w:rPr>
-          <w:b w:val="0"/>
-          <w:sz w:val="20"/>
-        </w:rPr>
-        <w:t>Negative Marks: 0.25</w:t>
-      </w:r>
-    </w:p>
-    <w:p>
-      <w:pPr>
-        <w:spacing w:after="20" w:before="120"/>
-      </w:pPr>
-      <w:r>
-        <w:rPr>
-          <w:b/>
-          <w:sz w:val="22"/>
-        </w:rPr>
-        <w:t>Question: Which of the following is a vector-borne disease?</w:t>
-      </w:r>
-    </w:p>
-    <w:p>
-      <w:pPr>
-        <w:spacing w:after="0" w:before="0"/>
-      </w:pPr>
-      <w:r>
-        <w:rPr>
-          <w:b w:val="0"/>
-          <w:sz w:val="22"/>
-        </w:rPr>
-        <w:t>(a) Cholera</w:t>
-      </w:r>
-    </w:p>
-    <w:p>
-      <w:pPr>
-        <w:spacing w:after="0" w:before="0"/>
-      </w:pPr>
-      <w:r>
-        <w:rPr>
-          <w:b w:val="0"/>
-          <w:sz w:val="22"/>
-        </w:rPr>
-        <w:t>(b) Dengue</w:t>
-      </w:r>
-    </w:p>
-    <w:p>
-      <w:pPr>
-        <w:spacing w:after="0" w:before="0"/>
-      </w:pPr>
-      <w:r>
-        <w:rPr>
-          <w:b w:val="0"/>
-          <w:sz w:val="22"/>
-        </w:rPr>
-        <w:t>(c) Hepatitis A</w:t>
-      </w:r>
-    </w:p>
-    <w:p>
-      <w:pPr>
-        <w:spacing w:after="0" w:before="0"/>
-      </w:pPr>
-      <w:r>
-        <w:rPr>
-          <w:b w:val="0"/>
-          <w:sz w:val="22"/>
-        </w:rPr>
-        <w:t>(d) Tuberculosis</w:t>
-      </w:r>
-    </w:p>
-    <w:p>
-      <w:pPr>
-        <w:spacing w:after="0" w:before="40"/>
-      </w:pPr>
-      <w:r>
-        <w:rPr>
-          <w:b/>
-          <w:sz w:val="22"/>
-        </w:rPr>
-        <w:t>Answer: b</w:t>
-      </w:r>
-    </w:p>
-    <w:p>
-      <w:pPr>
-        <w:spacing w:after="0" w:before="0"/>
-      </w:pPr>
-      <w:r>
-        <w:rPr>
-          <w:b w:val="0"/>
-          <w:sz w:val="21"/>
-        </w:rPr>
-        <w:t>Solution: Dengue is transmitted by the Aedes aegypti mosquito, making it a vector-borne disease.</w:t>
-      </w:r>
-    </w:p>
-    <w:p>
-      <w:pPr>
-        <w:spacing w:after="0" w:before="0"/>
-      </w:pPr>
-      <w:r>
-        <w:rPr>
-          <w:b w:val="0"/>
-          <w:sz w:val="20"/>
-        </w:rPr>
-        <w:t>Positive Marks: 1</w:t>
-      </w:r>
-    </w:p>
-    <w:p>
-      <w:pPr>
-        <w:spacing w:after="160" w:before="0"/>
-      </w:pPr>
-      <w:r>
-        <w:rPr>
-          <w:b w:val="0"/>
-          <w:sz w:val="20"/>
-        </w:rPr>
-        <w:t>Negative Marks: 0.25</w:t>
-      </w:r>
-    </w:p>
-    <w:p>
-      <w:pPr>
-        <w:spacing w:after="20" w:before="120"/>
-      </w:pPr>
-      <w:r>
-        <w:rPr>
-          <w:b/>
-          <w:sz w:val="22"/>
-        </w:rPr>
-        <w:t>Question: From following, which is the appropriate method of holding the baby for breast-feeding?</w:t>
-      </w:r>
-    </w:p>
-    <w:p>
-      <w:pPr>
-        <w:spacing w:after="0" w:before="0"/>
-      </w:pPr>
-      <w:r>
-        <w:rPr>
-          <w:b w:val="0"/>
-          <w:sz w:val="22"/>
-        </w:rPr>
-        <w:t>(a) hold baby giving support to whole body</w:t>
-      </w:r>
-    </w:p>
-    <w:p>
-      <w:pPr>
-        <w:spacing w:after="0" w:before="0"/>
-      </w:pPr>
-      <w:r>
-        <w:rPr>
-          <w:b w:val="0"/>
-          <w:sz w:val="22"/>
-        </w:rPr>
-        <w:t>(b) hold baby's lower part</w:t>
-      </w:r>
-    </w:p>
-    <w:p>
-      <w:pPr>
-        <w:spacing w:after="0" w:before="0"/>
-      </w:pPr>
-      <w:r>
-        <w:rPr>
-          <w:b w:val="0"/>
-          <w:sz w:val="22"/>
-        </w:rPr>
-        <w:t>(c) hold only neck</w:t>
-      </w:r>
-    </w:p>
-    <w:p>
-      <w:pPr>
-        <w:spacing w:after="0" w:before="0"/>
-      </w:pPr>
-      <w:r>
-        <w:rPr>
-          <w:b w:val="0"/>
-          <w:sz w:val="22"/>
-        </w:rPr>
-        <w:t>(d) hold baby in upright position</w:t>
-      </w:r>
-    </w:p>
-    <w:p>
-      <w:pPr>
-        <w:spacing w:after="0" w:before="40"/>
-      </w:pPr>
-      <w:r>
-        <w:rPr>
-          <w:b/>
-          <w:sz w:val="22"/>
-        </w:rPr>
-        <w:t>Answer: a</w:t>
-      </w:r>
-    </w:p>
-    <w:p>
-      <w:pPr>
-        <w:spacing w:after="0" w:before="0"/>
-      </w:pPr>
-      <w:r>
-        <w:rPr>
-          <w:b w:val="0"/>
-          <w:sz w:val="21"/>
-        </w:rPr>
-        <w:t>Solution: The mother should hold the baby giving support to the whole body during breastfeeding.</w:t>
-      </w:r>
-    </w:p>
-    <w:p>
-      <w:pPr>
-        <w:spacing w:after="0" w:before="0"/>
-      </w:pPr>
-      <w:r>
-        <w:rPr>
-          <w:b w:val="0"/>
-          <w:sz w:val="20"/>
-        </w:rPr>
-        <w:t>Positive Marks: 1</w:t>
-      </w:r>
-    </w:p>
-    <w:p>
-      <w:pPr>
-        <w:spacing w:after="160" w:before="0"/>
-      </w:pPr>
-      <w:r>
-        <w:rPr>
-          <w:b w:val="0"/>
-          <w:sz w:val="20"/>
-        </w:rPr>
-        <w:t>Negative Marks: 0.25</w:t>
-      </w:r>
-    </w:p>
-    <w:p>
-      <w:pPr>
-        <w:spacing w:after="20" w:before="120"/>
-      </w:pPr>
-      <w:r>
-        <w:rPr>
-          <w:b/>
-          <w:sz w:val="22"/>
-        </w:rPr>
-        <w:t>Question: Which of the following is primary prevention in skin</w:t>
-      </w:r>
-    </w:p>
-    <w:p>
-      <w:pPr>
-        <w:spacing w:after="0" w:before="0"/>
-      </w:pPr>
-      <w:r>
-        <w:rPr>
-          <w:b w:val="0"/>
-          <w:sz w:val="22"/>
-        </w:rPr>
-        <w:t>(a) Early diagnosis and initiation of treatment for skin</w:t>
-      </w:r>
-    </w:p>
-    <w:p>
-      <w:pPr>
-        <w:spacing w:after="0" w:before="0"/>
-      </w:pPr>
-      <w:r>
-        <w:rPr>
-          <w:b w:val="0"/>
-          <w:sz w:val="22"/>
-        </w:rPr>
-        <w:t>(b) Applying sunscreen creams and lotions while</w:t>
-      </w:r>
-    </w:p>
-    <w:p>
-      <w:pPr>
-        <w:spacing w:after="0" w:before="0"/>
-      </w:pPr>
-      <w:r>
-        <w:rPr>
-          <w:b w:val="0"/>
-          <w:sz w:val="22"/>
-        </w:rPr>
-        <w:t>(c) Health education regarding treatment cornph chemotherapy</w:t>
-      </w:r>
-    </w:p>
-    <w:p>
-      <w:pPr>
-        <w:spacing w:after="0" w:before="0"/>
-      </w:pPr>
-      <w:r>
-        <w:rPr>
-          <w:b w:val="0"/>
-          <w:sz w:val="22"/>
-        </w:rPr>
-        <w:t>(d) Professional skin examination and self skin</w:t>
-      </w:r>
-    </w:p>
-    <w:p>
-      <w:pPr>
-        <w:spacing w:after="0" w:before="40"/>
-      </w:pPr>
-      <w:r>
-        <w:rPr>
-          <w:b/>
-          <w:sz w:val="22"/>
-        </w:rPr>
-        <w:t>Answer: b</w:t>
-      </w:r>
-    </w:p>
-    <w:p>
-      <w:pPr>
-        <w:spacing w:after="0" w:before="0"/>
-      </w:pPr>
-      <w:r>
-        <w:rPr>
-          <w:b w:val="0"/>
-          <w:sz w:val="21"/>
-        </w:rPr>
-        <w:t>Solution: Applying sunscreen creams and lotions is an example of primary prevention in skin care. Primary prevention aims to prevent the occurrence of a disease or condition by taking measures to reduce risk factors and promote health. In the context of skin care, applying sunscreen creams and lotions with appropriate sun protection factor (SPF) helps to protect the skin from the harmful effects of ultraviolet (UV) radiation, which can lead to sunburn, premature aging, and an increased risk of skin cancer. Other examples of primary prevention in skin care include avoiding excessive sun exposure, wearing protective clothing, and seeking shade during peak sun hours. "Fitzpatrick's Dermatology in General Medicine</w:t>
-      </w:r>
-    </w:p>
-    <w:p>
-      <w:pPr>
-        <w:spacing w:after="0" w:before="0"/>
-      </w:pPr>
-      <w:r>
-        <w:rPr>
-          <w:b w:val="0"/>
-          <w:sz w:val="20"/>
-        </w:rPr>
-        <w:t>Positive Marks: 1</w:t>
-      </w:r>
-    </w:p>
-    <w:p>
-      <w:pPr>
-        <w:spacing w:after="160" w:before="0"/>
-      </w:pPr>
-      <w:r>
-        <w:rPr>
-          <w:b w:val="0"/>
-          <w:sz w:val="20"/>
-        </w:rPr>
-        <w:t>Negative Marks: 0.25</w:t>
-      </w:r>
-    </w:p>
-    <w:p>
-      <w:pPr>
-        <w:spacing w:after="20" w:before="120"/>
-      </w:pPr>
-      <w:r>
-        <w:rPr>
-          <w:b/>
-          <w:sz w:val="22"/>
-        </w:rPr>
-        <w:t>Question: ORS (Oral Rehydration Solution) should be given in acute diarrhoea:</w:t>
-      </w:r>
-    </w:p>
-    <w:p>
-      <w:pPr>
-        <w:spacing w:after="0" w:before="0"/>
-      </w:pPr>
-      <w:r>
-        <w:rPr>
-          <w:b w:val="0"/>
-          <w:sz w:val="22"/>
-        </w:rPr>
-        <w:t>(a) Only with antibiotics</w:t>
-      </w:r>
-    </w:p>
-    <w:p>
-      <w:pPr>
-        <w:spacing w:after="0" w:before="0"/>
-      </w:pPr>
-      <w:r>
-        <w:rPr>
-          <w:b w:val="0"/>
-          <w:sz w:val="22"/>
-        </w:rPr>
-        <w:t>(b) Only when the child is hospitalised</w:t>
-      </w:r>
-    </w:p>
-    <w:p>
-      <w:pPr>
-        <w:spacing w:after="0" w:before="0"/>
-      </w:pPr>
-      <w:r>
-        <w:rPr>
-          <w:b w:val="0"/>
-          <w:sz w:val="22"/>
-        </w:rPr>
-        <w:t>(c) Only if the child is vomiting</w:t>
-      </w:r>
-    </w:p>
-    <w:p>
-      <w:pPr>
-        <w:spacing w:after="0" w:before="0"/>
-      </w:pPr>
-      <w:r>
-        <w:rPr>
-          <w:b w:val="0"/>
-          <w:sz w:val="22"/>
-        </w:rPr>
-        <w:t>(d) After every loose stool in small amounts</w:t>
-      </w:r>
-    </w:p>
-    <w:p>
-      <w:pPr>
-        <w:spacing w:after="0" w:before="40"/>
-      </w:pPr>
-      <w:r>
-        <w:rPr>
-          <w:b/>
-          <w:sz w:val="22"/>
-        </w:rPr>
-        <w:t>Answer: d</w:t>
-      </w:r>
-    </w:p>
-    <w:p>
-      <w:pPr>
-        <w:spacing w:after="0" w:before="0"/>
-      </w:pPr>
-      <w:r>
-        <w:rPr>
-          <w:b w:val="0"/>
-          <w:sz w:val="21"/>
-        </w:rPr>
-        <w:t>Solution: ORS is given after each loose stool (about 50-100 ml per stool for a young child) to prevent dehydration.</w:t>
-      </w:r>
-    </w:p>
-    <w:p>
-      <w:pPr>
-        <w:spacing w:after="0" w:before="0"/>
-      </w:pPr>
-      <w:r>
-        <w:rPr>
-          <w:b w:val="0"/>
-          <w:sz w:val="20"/>
-        </w:rPr>
-        <w:t>Positive Marks: 1</w:t>
-      </w:r>
-    </w:p>
-    <w:p>
-      <w:pPr>
-        <w:spacing w:after="160" w:before="0"/>
-      </w:pPr>
-      <w:r>
-        <w:rPr>
-          <w:b w:val="0"/>
-          <w:sz w:val="20"/>
-        </w:rPr>
-        <w:t>Negative Marks: 0.25</w:t>
-      </w:r>
-    </w:p>
-    <w:p>
-      <w:pPr>
-        <w:spacing w:after="20" w:before="120"/>
-      </w:pPr>
-      <w:r>
-        <w:rPr>
-          <w:b/>
-          <w:sz w:val="22"/>
-        </w:rPr>
-        <w:t>Question: What is the recommended temperature range for storing DPT vaccine?</w:t>
-      </w:r>
-    </w:p>
-    <w:p>
-      <w:pPr>
-        <w:spacing w:after="0" w:before="0"/>
-      </w:pPr>
-      <w:r>
-        <w:rPr>
-          <w:b w:val="0"/>
-          <w:sz w:val="22"/>
-        </w:rPr>
-        <w:t>(a) 0°C to 2°C</w:t>
-      </w:r>
-    </w:p>
-    <w:p>
-      <w:pPr>
-        <w:spacing w:after="0" w:before="0"/>
-      </w:pPr>
-      <w:r>
-        <w:rPr>
-          <w:b w:val="0"/>
-          <w:sz w:val="22"/>
-        </w:rPr>
-        <w:t>(b) At room temperature</w:t>
-      </w:r>
-    </w:p>
-    <w:p>
-      <w:pPr>
-        <w:spacing w:after="0" w:before="0"/>
-      </w:pPr>
-      <w:r>
-        <w:rPr>
-          <w:b w:val="0"/>
-          <w:sz w:val="22"/>
-        </w:rPr>
-        <w:t>(c) 16°C to 22°C</w:t>
-      </w:r>
-    </w:p>
-    <w:p>
-      <w:pPr>
-        <w:spacing w:after="0" w:before="0"/>
-      </w:pPr>
-      <w:r>
-        <w:rPr>
-          <w:b w:val="0"/>
-          <w:sz w:val="22"/>
-        </w:rPr>
-        <w:t>(d) 2°C to 8°C</w:t>
-      </w:r>
-    </w:p>
-    <w:p>
-      <w:pPr>
-        <w:spacing w:after="0" w:before="40"/>
-      </w:pPr>
-      <w:r>
-        <w:rPr>
-          <w:b/>
-          <w:sz w:val="22"/>
-        </w:rPr>
-        <w:t>Answer: d</w:t>
-      </w:r>
-    </w:p>
-    <w:p>
-      <w:pPr>
-        <w:spacing w:after="0" w:before="0"/>
-      </w:pPr>
-      <w:r>
-        <w:rPr>
-          <w:b w:val="0"/>
-          <w:sz w:val="21"/>
-        </w:rPr>
-        <w:t>Solution: The recommended temperature range for storing DPT vaccine is 2°C to 8°C. This temperature range is necessary to ensure that the vaccine remains stable and effective. Vaccines that are exposed to temperatures outside of the recommended range can lose their potency and may not be effective in preventing diseases. Therefore, it is important to store vaccines, including DPT vaccine, in a temperature-controlled environment, such as a refrigerator.</w:t>
-      </w:r>
-    </w:p>
-    <w:p>
-      <w:pPr>
-        <w:spacing w:after="0" w:before="0"/>
-      </w:pPr>
-      <w:r>
-        <w:rPr>
-          <w:b w:val="0"/>
-          <w:sz w:val="20"/>
-        </w:rPr>
-        <w:t>Positive Marks: 1</w:t>
-      </w:r>
-    </w:p>
-    <w:p>
-      <w:pPr>
-        <w:spacing w:after="160" w:before="0"/>
-      </w:pPr>
-      <w:r>
-        <w:rPr>
-          <w:b w:val="0"/>
-          <w:sz w:val="20"/>
-        </w:rPr>
-        <w:t>Negative Marks: 0.25</w:t>
-      </w:r>
-    </w:p>
-    <w:p>
-      <w:pPr>
-        <w:spacing w:after="20" w:before="120"/>
-      </w:pPr>
-      <w:r>
-        <w:rPr>
-          <w:b/>
-          <w:sz w:val="22"/>
-        </w:rPr>
-        <w:t>Question: India's first Bullet Train project is being constructed with technical and financial assistance from which country?</w:t>
-      </w:r>
-    </w:p>
-    <w:p>
-      <w:pPr>
-        <w:spacing w:after="0" w:before="0"/>
-      </w:pPr>
-      <w:r>
-        <w:rPr>
-          <w:b w:val="0"/>
-          <w:sz w:val="22"/>
-        </w:rPr>
-        <w:t>(a) USA</w:t>
-      </w:r>
-    </w:p>
-    <w:p>
-      <w:pPr>
-        <w:spacing w:after="0" w:before="0"/>
-      </w:pPr>
-      <w:r>
-        <w:rPr>
-          <w:b w:val="0"/>
-          <w:sz w:val="22"/>
-        </w:rPr>
-        <w:t>(b) Japan</w:t>
-      </w:r>
-    </w:p>
-    <w:p>
-      <w:pPr>
-        <w:spacing w:after="0" w:before="0"/>
-      </w:pPr>
-      <w:r>
-        <w:rPr>
-          <w:b w:val="0"/>
-          <w:sz w:val="22"/>
-        </w:rPr>
-        <w:t>(c) China</w:t>
-      </w:r>
-    </w:p>
-    <w:p>
-      <w:pPr>
-        <w:spacing w:after="0" w:before="0"/>
-      </w:pPr>
-      <w:r>
-        <w:rPr>
-          <w:b w:val="0"/>
-          <w:sz w:val="22"/>
-        </w:rPr>
-        <w:t>(d) Russia</w:t>
-      </w:r>
-    </w:p>
-    <w:p>
-      <w:pPr>
-        <w:spacing w:after="0" w:before="40"/>
-      </w:pPr>
-      <w:r>
-        <w:rPr>
-          <w:b/>
-          <w:sz w:val="22"/>
-        </w:rPr>
-        <w:t>Answer: b</w:t>
-      </w:r>
-    </w:p>
-    <w:p>
-      <w:pPr>
-        <w:spacing w:after="0" w:before="0"/>
-      </w:pPr>
-      <w:r>
-        <w:rPr>
-          <w:b w:val="0"/>
-          <w:sz w:val="21"/>
-        </w:rPr>
-        <w:t>Solution: The Mumbai-Ahmedabad High-Speed Rail (Bullet Train) corridor in India is being developed with financial and technical assistance from Japan.</w:t>
-      </w:r>
-    </w:p>
-    <w:p>
-      <w:pPr>
-        <w:spacing w:after="0" w:before="0"/>
-      </w:pPr>
-      <w:r>
-        <w:rPr>
-          <w:b w:val="0"/>
-          <w:sz w:val="20"/>
-        </w:rPr>
-        <w:t>Positive Marks: 1</w:t>
-      </w:r>
-    </w:p>
-    <w:p>
-      <w:pPr>
-        <w:spacing w:after="160" w:before="0"/>
-      </w:pPr>
-      <w:r>
-        <w:rPr>
-          <w:b w:val="0"/>
-          <w:sz w:val="20"/>
-        </w:rPr>
-        <w:t>Negative Marks: 0.25</w:t>
-      </w:r>
-    </w:p>
-    <w:p>
-      <w:pPr>
-        <w:spacing w:after="20" w:before="120"/>
-      </w:pPr>
-      <w:r>
-        <w:rPr>
-          <w:b/>
-          <w:sz w:val="22"/>
-        </w:rPr>
-        <w:t>Question: A client with status asthmaticus is receiving nebulized albuterol. Which finding indicates the treatment is effective?</w:t>
-      </w:r>
-    </w:p>
-    <w:p>
-      <w:pPr>
-        <w:spacing w:after="0" w:before="0"/>
-      </w:pPr>
-      <w:r>
-        <w:rPr>
-          <w:b w:val="0"/>
-          <w:sz w:val="22"/>
-        </w:rPr>
-        <w:t>(a) Respiratory rate decreases from 32 to 20 breaths/min</w:t>
-      </w:r>
-    </w:p>
-    <w:p>
-      <w:pPr>
-        <w:spacing w:after="0" w:before="0"/>
-      </w:pPr>
-      <w:r>
-        <w:rPr>
-          <w:b w:val="0"/>
-          <w:sz w:val="22"/>
-        </w:rPr>
-        <w:t>(b) SpO2 falls to 88%</w:t>
-      </w:r>
-    </w:p>
-    <w:p>
-      <w:pPr>
-        <w:spacing w:after="0" w:before="0"/>
-      </w:pPr>
-      <w:r>
-        <w:rPr>
-          <w:b w:val="0"/>
-          <w:sz w:val="22"/>
-        </w:rPr>
-        <w:t>(c) Client reports chest tightness</w:t>
-      </w:r>
-    </w:p>
-    <w:p>
-      <w:pPr>
-        <w:spacing w:after="0" w:before="0"/>
-      </w:pPr>
-      <w:r>
-        <w:rPr>
-          <w:b w:val="0"/>
-          <w:sz w:val="22"/>
-        </w:rPr>
-        <w:t>(d) Wheezing becomes louder</w:t>
-      </w:r>
-    </w:p>
-    <w:p>
-      <w:pPr>
-        <w:spacing w:after="0" w:before="40"/>
-      </w:pPr>
-      <w:r>
-        <w:rPr>
-          <w:b/>
-          <w:sz w:val="22"/>
-        </w:rPr>
-        <w:t>Answer: a</w:t>
-      </w:r>
-    </w:p>
-    <w:p>
-      <w:pPr>
-        <w:spacing w:after="0" w:before="0"/>
-      </w:pPr>
-      <w:r>
-        <w:rPr>
-          <w:b w:val="0"/>
-          <w:sz w:val="21"/>
-        </w:rPr>
-        <w:t>Solution: A falling respiratory rate with improving air entry indicates bronchodilation. Louder wheezing may actually signal improved air movement, but the clearest sign of improvement is a normalizing respiratory rate and oxygenation.</w:t>
-      </w:r>
-    </w:p>
-    <w:p>
-      <w:pPr>
-        <w:spacing w:after="0" w:before="0"/>
-      </w:pPr>
-      <w:r>
-        <w:rPr>
-          <w:b w:val="0"/>
-          <w:sz w:val="20"/>
-        </w:rPr>
-        <w:t>Positive Marks: 1</w:t>
-      </w:r>
-    </w:p>
-    <w:p>
-      <w:pPr>
-        <w:spacing w:after="160" w:before="0"/>
-      </w:pPr>
-      <w:r>
-        <w:rPr>
-          <w:b w:val="0"/>
-          <w:sz w:val="20"/>
-        </w:rPr>
-        <w:t>Negative Marks: 0.25</w:t>
-      </w:r>
-    </w:p>
-    <w:p>
-      <w:pPr>
-        <w:spacing w:after="20" w:before="120"/>
-      </w:pPr>
-      <w:r>
-        <w:rPr>
-          <w:b/>
-          <w:sz w:val="22"/>
-        </w:rPr>
-        <w:t>Question: The therapy that involves the patient expressing thoughts freely without censorship is:</w:t>
-      </w:r>
-    </w:p>
-    <w:p>
-      <w:pPr>
-        <w:spacing w:after="0" w:before="0"/>
-      </w:pPr>
-      <w:r>
-        <w:rPr>
-          <w:b w:val="0"/>
-          <w:sz w:val="22"/>
-        </w:rPr>
-        <w:t>(a) Behaviour therapy</w:t>
-      </w:r>
-    </w:p>
-    <w:p>
-      <w:pPr>
-        <w:spacing w:after="0" w:before="0"/>
-      </w:pPr>
-      <w:r>
-        <w:rPr>
-          <w:b w:val="0"/>
-          <w:sz w:val="22"/>
-        </w:rPr>
-        <w:t>(b) Milieu therapy</w:t>
-      </w:r>
-    </w:p>
-    <w:p>
-      <w:pPr>
-        <w:spacing w:after="0" w:before="0"/>
-      </w:pPr>
-      <w:r>
-        <w:rPr>
-          <w:b w:val="0"/>
-          <w:sz w:val="22"/>
-        </w:rPr>
-        <w:t>(c) Cognitive therapy</w:t>
-      </w:r>
-    </w:p>
-    <w:p>
-      <w:pPr>
-        <w:spacing w:after="0" w:before="0"/>
-      </w:pPr>
-      <w:r>
-        <w:rPr>
-          <w:b w:val="0"/>
-          <w:sz w:val="22"/>
-        </w:rPr>
-        <w:t>(d) Free association (psychoanalysis)</w:t>
-      </w:r>
-    </w:p>
-    <w:p>
-      <w:pPr>
-        <w:spacing w:after="0" w:before="40"/>
-      </w:pPr>
-      <w:r>
-        <w:rPr>
-          <w:b/>
-          <w:sz w:val="22"/>
-        </w:rPr>
-        <w:t>Answer: d</w:t>
-      </w:r>
-    </w:p>
-    <w:p>
-      <w:pPr>
-        <w:spacing w:after="0" w:before="0"/>
-      </w:pPr>
-      <w:r>
-        <w:rPr>
-          <w:b w:val="0"/>
-          <w:sz w:val="21"/>
-        </w:rPr>
-        <w:t>Solution: Free association is a psychoanalytic technique where the patient speaks whatever comes to mind.</w:t>
-      </w:r>
-    </w:p>
-    <w:p>
-      <w:pPr>
-        <w:spacing w:after="0" w:before="0"/>
-      </w:pPr>
-      <w:r>
-        <w:rPr>
-          <w:b w:val="0"/>
-          <w:sz w:val="20"/>
-        </w:rPr>
-        <w:t>Positive Marks: 1</w:t>
-      </w:r>
-    </w:p>
-    <w:p>
-      <w:pPr>
-        <w:spacing w:after="160" w:before="0"/>
-      </w:pPr>
-      <w:r>
-        <w:rPr>
-          <w:b w:val="0"/>
-          <w:sz w:val="20"/>
-        </w:rPr>
-        <w:t>Negative Marks: 0.25</w:t>
+      <w:r>
+        <w:t xml:space="preserve">Question: The nurse is caring for a patient with a cerebrovascular accident who has dysphagia. The most appropriate nursing intervention is:</w:t>
+      </w:r>
+    </w:p>
+    <w:p>
+      <w:r>
+        <w:t xml:space="preserve">(a) Give thin liquids to ease swallowing</w:t>
+      </w:r>
+    </w:p>
+    <w:p>
+      <w:r>
+        <w:t xml:space="preserve">(b) Place the patient in a high-Fowler's position during meals and offer small, soft bites</w:t>
+      </w:r>
+    </w:p>
+    <w:p>
+      <w:r>
+        <w:t xml:space="preserve">(c) Feed the patient rapidly to avoid fatigue</w:t>
+      </w:r>
+    </w:p>
+    <w:p>
+      <w:r>
+        <w:t xml:space="preserve">(d) Encourage the patient to drink through a straw</w:t>
+      </w:r>
+    </w:p>
+    <w:p>
+      <w:r>
+        <w:t xml:space="preserve">Answer: b</w:t>
+      </w:r>
+    </w:p>
+    <w:p>
+      <w:r>
+        <w:t xml:space="preserve">Solution: ✅ Correct Answer: b</w:t>
+      </w:r>
+    </w:p>
+    <w:p>
+      <w:r>
+        <w:t xml:space="preserve">🧠 Clinical Rationale: For dysphagia, the patient sits upright (90° high-Fowler's) during meals, receives small, soft, moistened bites, and is observed for coughing or choking. Thin liquids and straws increase aspiration risk. A speech therapist performs a formal swallowing evaluation.</w:t>
+      </w:r>
+    </w:p>
+    <w:p>
+      <w:r>
+        <w:t xml:space="preserve">❌ Why Not Other Options?</w:t>
+      </w:r>
+    </w:p>
+    <w:p>
+      <w:r>
+        <w:t xml:space="preserve">(a) — Thin liquids are the HARDEST to swallow safely and increase aspiration risk; thickened fluids are used.</w:t>
+      </w:r>
+    </w:p>
+    <w:p>
+      <w:r>
+        <w:t xml:space="preserve">(c) — Rapid feeding increases choking/aspiration risk; feeding must be slow and unhurried.</w:t>
+      </w:r>
+    </w:p>
+    <w:p>
+      <w:r>
+        <w:t xml:space="preserve">(d) — Straws accelerate flow into the pharynx, increasing aspiration risk in dysphagia.</w:t>
+      </w:r>
+    </w:p>
+    <w:p>
+      <w:r>
+        <w:t xml:space="preserve">⚠️ Exam Trap: "Dysphagia care: upright 90°, small soft bites, thickened liquids, NO straws, observe for coughing, NPO until swallow evaluation." Aspiration pneumonia is the feared complication.</w:t>
+      </w:r>
+    </w:p>
+    <w:p>
+      <w:r>
+        <w:t xml:space="preserve">💎 PNC Pearl: "Sit tall, feed small and soft — thin liquids and straws are the enemy."</w:t>
+      </w:r>
+    </w:p>
+    <w:p>
+      <w:r>
+        <w:t xml:space="preserve">Positive Marks: 1</w:t>
+      </w:r>
+    </w:p>
+    <w:p>
+      <w:r>
+        <w:t xml:space="preserve">Negative Marks: 0.25</w:t>
+      </w:r>
+    </w:p>
+    <w:p>
+      <w:r>
+        <w:t xml:space="preserve"/>
+      </w:r>
+    </w:p>
+    <w:p>
+      <w:r>
+        <w:t xml:space="preserve">Question: A patient in the emergency department is diagnosed with hypovolemic shock. The priority nursing action is:</w:t>
+      </w:r>
+    </w:p>
+    <w:p>
+      <w:r>
+        <w:t xml:space="preserve">(a) Establish two large-bore IV lines and administer warmed fluids rapidly</w:t>
+      </w:r>
+    </w:p>
+    <w:p>
+      <w:r>
+        <w:t xml:space="preserve">(b) Give oral fluids</w:t>
+      </w:r>
+    </w:p>
+    <w:p>
+      <w:r>
+        <w:t xml:space="preserve">(c) Place the patient in a supine position with legs elevated and monitor for improved perfusion</w:t>
+      </w:r>
+    </w:p>
+    <w:p>
+      <w:r>
+        <w:t xml:space="preserve">(d) Administer insulin</w:t>
+      </w:r>
+    </w:p>
+    <w:p>
+      <w:r>
+        <w:t xml:space="preserve">Answer: a</w:t>
+      </w:r>
+    </w:p>
+    <w:p>
+      <w:r>
+        <w:t xml:space="preserve">Solution: ✅ Correct Answer: a</w:t>
+      </w:r>
+    </w:p>
+    <w:p>
+      <w:r>
+        <w:t xml:space="preserve">🧠 Clinical Rationale: In hypovolemic shock, rapid fluid resuscitation through two large-bore IV lines is the priority to restore circulating volume. The patient is kept warm, given oxygen, and monitored with urine output (target ≥ 30 mL/hr); the underlying cause of volume loss (e.g., bleeding) is controlled.</w:t>
+      </w:r>
+    </w:p>
+    <w:p>
+      <w:r>
+        <w:t xml:space="preserve">❌ Why Not Other Options?</w:t>
+      </w:r>
+    </w:p>
+    <w:p>
+      <w:r>
+        <w:t xml:space="preserve">(b) — Oral fluids are unsafe/ineffective in shock (poor perfusion, aspiration risk).</w:t>
+      </w:r>
+    </w:p>
+    <w:p>
+      <w:r>
+        <w:t xml:space="preserve">(c) — Positioning helps but is secondary; IV fluids are the definitive intervention.</w:t>
+      </w:r>
+    </w:p>
+    <w:p>
+      <w:r>
+        <w:t xml:space="preserve">(d) — Insulin is for hyperglycemia, unrelated to volume loss.</w:t>
+      </w:r>
+    </w:p>
+    <w:p>
+      <w:r>
+        <w:t xml:space="preserve">⚠️ Exam Trap: "Hypovolemic shock: two large-bore IVs + rapid warmed crystalloids (RL/NS) + oxygen + monitor urine output." Trendelenburg/leg elevation is adjunctive, never the priority.</w:t>
+      </w:r>
+    </w:p>
+    <w:p>
+      <w:r>
+        <w:t xml:space="preserve">💎 PNC Pearl: "Empty tank? Two big lines and fast fluids — fill the pump first."</w:t>
+      </w:r>
+    </w:p>
+    <w:p>
+      <w:r>
+        <w:t xml:space="preserve">Positive Marks: 1</w:t>
+      </w:r>
+    </w:p>
+    <w:p>
+      <w:r>
+        <w:t xml:space="preserve">Negative Marks: 0.25</w:t>
+      </w:r>
+    </w:p>
+    <w:p>
+      <w:r>
+        <w:t xml:space="preserve"/>
+      </w:r>
+    </w:p>
+    <w:p>
+      <w:r>
+        <w:t xml:space="preserve">Question: The nurse is preparing a patient for a cesarean section. Which pre-operative preparation is essential?</w:t>
+      </w:r>
+    </w:p>
+    <w:p>
+      <w:r>
+        <w:t xml:space="preserve">(a) Shave the abdomen with a razor</w:t>
+      </w:r>
+    </w:p>
+    <w:p>
+      <w:r>
+        <w:t xml:space="preserve">(b) NPO for 6–8 hours, informed consent, and IV access</w:t>
+      </w:r>
+    </w:p>
+    <w:p>
+      <w:r>
+        <w:t xml:space="preserve">(c) Enema administration</w:t>
+      </w:r>
+    </w:p>
+    <w:p>
+      <w:r>
+        <w:t xml:space="preserve">(d) Urinary catheter insertion only after anesthesia</w:t>
+      </w:r>
+    </w:p>
+    <w:p>
+      <w:r>
+        <w:t xml:space="preserve">Answer: b</w:t>
+      </w:r>
+    </w:p>
+    <w:p>
+      <w:r>
+        <w:t xml:space="preserve">Solution: ✅ Correct Answer: b</w:t>
+      </w:r>
+    </w:p>
+    <w:p>
+      <w:r>
+        <w:t xml:space="preserve">🧠 Clinical Rationale: Pre-operative preparation includes NPO (6–8 hours for solids, 2 hours for clear fluids), informed consent, IV access, baseline vitals, and surgical site preparation. A urinary catheter is inserted (usually after anesthesia) to keep the bladder empty during surgery.</w:t>
+      </w:r>
+    </w:p>
+    <w:p>
+      <w:r>
+        <w:t xml:space="preserve">❌ Why Not Other Options?</w:t>
+      </w:r>
+    </w:p>
+    <w:p>
+      <w:r>
+        <w:t xml:space="preserve">(a) — Razor shaving increases infection risk; clipping is preferred (and shaving is often omitted).</w:t>
+      </w:r>
+    </w:p>
+    <w:p>
+      <w:r>
+        <w:t xml:space="preserve">(c) — Routine enema is not standard for cesarean and adds distress.</w:t>
+      </w:r>
+    </w:p>
+    <w:p>
+      <w:r>
+        <w:t xml:space="preserve">(d) — Catheterization timing after anesthesia is correct, but that alone is not the "essential preparation" — NPO, consent, and IV access are.</w:t>
+      </w:r>
+    </w:p>
+    <w:p>
+      <w:r>
+        <w:t xml:space="preserve">⚠️ Exam Trap: Pre-op checklist: NPO (6-8h solids/2h clear), consent, IV access, fasting glucose in diabetics, and antibiotic prophylaxis. "NPO + consent + IV = the non-negotiables."</w:t>
+      </w:r>
+    </w:p>
+    <w:p>
+      <w:r>
+        <w:t xml:space="preserve">💎 PNC Pearl: "Before cesarean: no food, signed consent, a line in the arm."</w:t>
+      </w:r>
+    </w:p>
+    <w:p>
+      <w:r>
+        <w:t xml:space="preserve">Positive Marks: 1</w:t>
+      </w:r>
+    </w:p>
+    <w:p>
+      <w:r>
+        <w:t xml:space="preserve">Negative Marks: 0.25</w:t>
+      </w:r>
+    </w:p>
+    <w:p>
+      <w:r>
+        <w:t xml:space="preserve"/>
+      </w:r>
+    </w:p>
+    <w:p>
+      <w:r>
+        <w:t xml:space="preserve">Question: A 5-year-old child with severe malnutrition has edema of both feet. This condition is classified as:</w:t>
+      </w:r>
+    </w:p>
+    <w:p>
+      <w:r>
+        <w:t xml:space="preserve">(a) Marasmus</w:t>
+      </w:r>
+    </w:p>
+    <w:p>
+      <w:r>
+        <w:t xml:space="preserve">(b) Kwashiorkor</w:t>
+      </w:r>
+    </w:p>
+    <w:p>
+      <w:r>
+        <w:t xml:space="preserve">(c) Rickets</w:t>
+      </w:r>
+    </w:p>
+    <w:p>
+      <w:r>
+        <w:t xml:space="preserve">(d) Scurvy</w:t>
+      </w:r>
+    </w:p>
+    <w:p>
+      <w:r>
+        <w:t xml:space="preserve">Answer: b</w:t>
+      </w:r>
+    </w:p>
+    <w:p>
+      <w:r>
+        <w:t xml:space="preserve">Solution: ✅ Correct Answer: b</w:t>
+      </w:r>
+    </w:p>
+    <w:p>
+      <w:r>
+        <w:t xml:space="preserve">🧠 Clinical Rationale: Kwashiorkor is protein-energy malnutrition WITH edema (bilateral pitting), hepatomegaly, skin/hair changes, and apathy — despite adequate calorie intake. Marasmus is severe wasting WITHOUT edema. Management: F75/F100 therapeutic feeds, micronutrients, and infection treatment.</w:t>
+      </w:r>
+    </w:p>
+    <w:p>
+      <w:r>
+        <w:t xml:space="preserve">❌ Why Not Other Options?</w:t>
+      </w:r>
+    </w:p>
+    <w:p>
+      <w:r>
+        <w:t xml:space="preserve">(a) — Marasmus presents with severe wasting (no edema), the opposite finding.</w:t>
+      </w:r>
+    </w:p>
+    <w:p>
+      <w:r>
+        <w:t xml:space="preserve">(c) — Rickets is vitamin D deficiency causing bone deformities.</w:t>
+      </w:r>
+    </w:p>
+    <w:p>
+      <w:r>
+        <w:t xml:space="preserve">(d) — Scurvy is vitamin C deficiency causing bleeding gums and poor wound healing.</w:t>
+      </w:r>
+    </w:p>
+    <w:p>
+      <w:r>
+        <w:t xml:space="preserve">⚠️ Exam Trap: "Kwashiorkor = edema + hair/skin changes (protein lack); Marasmus = wasting without edema (total calorie lack)." SAM classification in children 6–60 months: MUAC &lt; 11.5 cm or severe wasting or edema.</w:t>
+      </w:r>
+    </w:p>
+    <w:p>
+      <w:r>
+        <w:t xml:space="preserve">💎 PNC Pearl: "Swollen feet = kwashiorkor; skin-and-bones = marasmus."</w:t>
+      </w:r>
+    </w:p>
+    <w:p>
+      <w:r>
+        <w:t xml:space="preserve">Positive Marks: 1</w:t>
+      </w:r>
+    </w:p>
+    <w:p>
+      <w:r>
+        <w:t xml:space="preserve">Negative Marks: 0.25</w:t>
+      </w:r>
+    </w:p>
+    <w:p>
+      <w:r>
+        <w:t xml:space="preserve"/>
+      </w:r>
+    </w:p>
+    <w:p>
+      <w:r>
+        <w:t xml:space="preserve">Question: A patient who is prescribed a tricyclic antidepressant should be monitored for which adverse effect?</w:t>
+      </w:r>
+    </w:p>
+    <w:p>
+      <w:r>
+        <w:t xml:space="preserve">(a) Cardiac arrhythmias and anticholinergic effects</w:t>
+      </w:r>
+    </w:p>
+    <w:p>
+      <w:r>
+        <w:t xml:space="preserve">(b) Weight loss</w:t>
+      </w:r>
+    </w:p>
+    <w:p>
+      <w:r>
+        <w:t xml:space="preserve">(c) Hyperthermia only</w:t>
+      </w:r>
+    </w:p>
+    <w:p>
+      <w:r>
+        <w:t xml:space="preserve">(d) Hypoglycemia</w:t>
+      </w:r>
+    </w:p>
+    <w:p>
+      <w:r>
+        <w:t xml:space="preserve">Answer: a</w:t>
+      </w:r>
+    </w:p>
+    <w:p>
+      <w:r>
+        <w:t xml:space="preserve">Solution: ✅ Correct Answer: a</w:t>
+      </w:r>
+    </w:p>
+    <w:p>
+      <w:r>
+        <w:t xml:space="preserve">🧠 Clinical Rationale: TCAs (amitriptyline, imipramine) cause anticholinergic effects (dry mouth, constipation, urinary retention, blurred vision), sedation, orthostatic hypotension, and cardiac arrhythmias — especially dangerous in overdose. The nurse monitors cardiac status and teaches gradual, never abrupt, discontinuation.</w:t>
+      </w:r>
+    </w:p>
+    <w:p>
+      <w:r>
+        <w:t xml:space="preserve">❌ Why Not Other Options?</w:t>
+      </w:r>
+    </w:p>
+    <w:p>
+      <w:r>
+        <w:t xml:space="preserve">(b) — TCAs typically cause WEIGHT GAIN, not loss.</w:t>
+      </w:r>
+    </w:p>
+    <w:p>
+      <w:r>
+        <w:t xml:space="preserve">(c) — Hyperthermia is a feature of serotonin syndrome/neuroleptic malignant syndrome, not a TCA hallmark.</w:t>
+      </w:r>
+    </w:p>
+    <w:p>
+      <w:r>
+        <w:t xml:space="preserve">(d) — Hypoglycemia is not a TCA effect.</w:t>
+      </w:r>
+    </w:p>
+    <w:p>
+      <w:r>
+        <w:t xml:space="preserve">⚠️ Exam Trap: TCA side effects rhyme: "Dry as a bone, blind as a bat, red as a beet, mad as a hatter, hot as a hare" (anticholinergic). TCA overdose = cardiac arrhythmias — the most dangerous.</w:t>
+      </w:r>
+    </w:p>
+    <w:p>
+      <w:r>
+        <w:t xml:space="preserve">💎 PNC Pearl: "TCAs: dry mouth, blurred eyes, and a heart that needs watching."</w:t>
+      </w:r>
+    </w:p>
+    <w:p>
+      <w:r>
+        <w:t xml:space="preserve">Positive Marks: 1</w:t>
+      </w:r>
+    </w:p>
+    <w:p>
+      <w:r>
+        <w:t xml:space="preserve">Negative Marks: 0.25</w:t>
+      </w:r>
+    </w:p>
+    <w:p>
+      <w:r>
+        <w:t xml:space="preserve"/>
+      </w:r>
+    </w:p>
+    <w:p>
+      <w:r>
+        <w:t xml:space="preserve">Question: The "Right to Health" and universal health coverage in India are advanced primarily through:</w:t>
+      </w:r>
+    </w:p>
+    <w:p>
+      <w:r>
+        <w:t xml:space="preserve">(a) Ayushman Bharat</w:t>
+      </w:r>
+    </w:p>
+    <w:p>
+      <w:r>
+        <w:t xml:space="preserve">(b) Mid-Day Meal scheme</w:t>
+      </w:r>
+    </w:p>
+    <w:p>
+      <w:r>
+        <w:t xml:space="preserve">(c) Swachh Bharat Abhiyan</w:t>
+      </w:r>
+    </w:p>
+    <w:p>
+      <w:r>
+        <w:t xml:space="preserve">(d) Beti Bachao Beti Padhao</w:t>
+      </w:r>
+    </w:p>
+    <w:p>
+      <w:r>
+        <w:t xml:space="preserve">Answer: a</w:t>
+      </w:r>
+    </w:p>
+    <w:p>
+      <w:r>
+        <w:t xml:space="preserve">Solution: ✅ Correct Answer: a</w:t>
+      </w:r>
+    </w:p>
+    <w:p>
+      <w:r>
+        <w:t xml:space="preserve">🧠 Clinical Rationale: Ayushman Bharat has two pillars: PM-JAY (₹5 lakh/family/year health insurance for secondary and tertiary care for vulnerable families) and Health and Wellness Centres (AB-HWCs) providing comprehensive primary care. It is India's flagship step toward universal health coverage.</w:t>
+      </w:r>
+    </w:p>
+    <w:p>
+      <w:r>
+        <w:t xml:space="preserve">❌ Why Not Other Options?</w:t>
+      </w:r>
+    </w:p>
+    <w:p>
+      <w:r>
+        <w:t xml:space="preserve">(b) — Mid-Day Meal addresses school nutrition.</w:t>
+      </w:r>
+    </w:p>
+    <w:p>
+      <w:r>
+        <w:t xml:space="preserve">(c) — Swachh Bharat targets sanitation (open defecation-free).</w:t>
+      </w:r>
+    </w:p>
+    <w:p>
+      <w:r>
+        <w:t xml:space="preserve">(d) — Beti Bachao Beti Padhao addresses girl child survival and education.</w:t>
+      </w:r>
+    </w:p>
+    <w:p>
+      <w:r>
+        <w:t xml:space="preserve">⚠️ Exam Trap: "Ayushman Bharat = UHC: PM-JAY (insurance) + HWCs (primary care)." Also know AB-PMJAY covers ~10 crore vulnerable families and is the world's largest health assurance scheme.</w:t>
+      </w:r>
+    </w:p>
+    <w:p>
+      <w:r>
+        <w:t xml:space="preserve">💎 PNC Pearl: "Ayushman Bharat is the health umbrella — ₹5 lakh cover for every vulnerable family."</w:t>
+      </w:r>
+    </w:p>
+    <w:p>
+      <w:r>
+        <w:t xml:space="preserve">Positive Marks: 1</w:t>
+      </w:r>
+    </w:p>
+    <w:p>
+      <w:r>
+        <w:t xml:space="preserve">Negative Marks: 0.25</w:t>
+      </w:r>
+    </w:p>
+    <w:p>
+      <w:r>
+        <w:t xml:space="preserve"/>
+      </w:r>
+    </w:p>
+    <w:p>
+      <w:r>
+        <w:t xml:space="preserve">Question: The nurse is to administer 500 mL of normal saline over 5 hours. The drop factor is 20 drops/mL. The flow rate in drops per minute is:</w:t>
+      </w:r>
+    </w:p>
+    <w:p>
+      <w:r>
+        <w:t xml:space="preserve">(a) 25 gtt/min</w:t>
+      </w:r>
+    </w:p>
+    <w:p>
+      <w:r>
+        <w:t xml:space="preserve">(b) 33 gtt/min</w:t>
+      </w:r>
+    </w:p>
+    <w:p>
+      <w:r>
+        <w:t xml:space="preserve">(c) 50 gtt/min</w:t>
+      </w:r>
+    </w:p>
+    <w:p>
+      <w:r>
+        <w:t xml:space="preserve">(d) 100 gtt/min</w:t>
+      </w:r>
+    </w:p>
+    <w:p>
+      <w:r>
+        <w:t xml:space="preserve">Answer: b</w:t>
+      </w:r>
+    </w:p>
+    <w:p>
+      <w:r>
+        <w:t xml:space="preserve">Solution: ✅ Correct Answer: b</w:t>
+      </w:r>
+    </w:p>
+    <w:p>
+      <w:r>
+        <w:t xml:space="preserve">🧠 Clinical Rationale: Flow rate = (Volume × Drop factor) ÷ Time in minutes = (500 × 20) ÷ 300 = 10,000 ÷ 300 = 33.33 ≈ 33 gtt/min. The nurse verifies the rate and monitors for infiltration, phlebitis, and fluid overload.</w:t>
+      </w:r>
+    </w:p>
+    <w:p>
+      <w:r>
+        <w:t xml:space="preserve">❌ Why Not Other Options?</w:t>
+      </w:r>
+    </w:p>
+    <w:p>
+      <w:r>
+        <w:t xml:space="preserve">(a) — 25 gtt/min would take nearly 7 hours — too slow.</w:t>
+      </w:r>
+    </w:p>
+    <w:p>
+      <w:r>
+        <w:t xml:space="preserve">(c) — 50 gtt/min would finish in ~3.3 hours — too fast.</w:t>
+      </w:r>
+    </w:p>
+    <w:p>
+      <w:r>
+        <w:t xml:space="preserve">(d) — 100 gtt/min would empty the bag in ~1.7 hours.</w:t>
+      </w:r>
+    </w:p>
+    <w:p>
+      <w:r>
+        <w:t xml:space="preserve">⚠️ Exam Trap: Formula: (mL × drop factor) ÷ minutes. Convert 5 hours → 300 minutes FIRST. Always check: does the computed rate make the infusion last the ordered time?</w:t>
+      </w:r>
+    </w:p>
+    <w:p>
+      <w:r>
+        <w:t xml:space="preserve">💎 PNC Pearl: "500 × 20 ÷ 300 = 33 drops a minute — convert hours to minutes."</w:t>
+      </w:r>
+    </w:p>
+    <w:p>
+      <w:r>
+        <w:t xml:space="preserve">Positive Marks: 1</w:t>
+      </w:r>
+    </w:p>
+    <w:p>
+      <w:r>
+        <w:t xml:space="preserve">Negative Marks: 0.25</w:t>
+      </w:r>
+    </w:p>
+    <w:p>
+      <w:r>
+        <w:t xml:space="preserve"/>
+      </w:r>
+    </w:p>
+    <w:p>
+      <w:r>
+        <w:t xml:space="preserve">Question: The T wave on an ECG represents:</w:t>
+      </w:r>
+    </w:p>
+    <w:p>
+      <w:r>
+        <w:t xml:space="preserve">(a) Atrial depolarization</w:t>
+      </w:r>
+    </w:p>
+    <w:p>
+      <w:r>
+        <w:t xml:space="preserve">(b) Ventricular repolarization</w:t>
+      </w:r>
+    </w:p>
+    <w:p>
+      <w:r>
+        <w:t xml:space="preserve">(c) Ventricular depolarization</w:t>
+      </w:r>
+    </w:p>
+    <w:p>
+      <w:r>
+        <w:t xml:space="preserve">(d) AV conduction delay</w:t>
+      </w:r>
+    </w:p>
+    <w:p>
+      <w:r>
+        <w:t xml:space="preserve">Answer: b</w:t>
+      </w:r>
+    </w:p>
+    <w:p>
+      <w:r>
+        <w:t xml:space="preserve">Solution: ✅ Correct Answer: b</w:t>
+      </w:r>
+    </w:p>
+    <w:p>
+      <w:r>
+        <w:t xml:space="preserve">🧠 Clinical Rationale: The T wave represents ventricular repolarization (recovery). PEAKED (tented) T waves suggest hyperkalemia; flattened/inverted T waves occur in ischemia, hypokalemia, and digoxin effect. ST-segment elevation is the key acute MI finding.</w:t>
+      </w:r>
+    </w:p>
+    <w:p>
+      <w:r>
+        <w:t xml:space="preserve">❌ Why Not Other Options?</w:t>
+      </w:r>
+    </w:p>
+    <w:p>
+      <w:r>
+        <w:t xml:space="preserve">(a) — Atrial depolarization is the P wave.</w:t>
+      </w:r>
+    </w:p>
+    <w:p>
+      <w:r>
+        <w:t xml:space="preserve">(c) — Ventricular depolarization is the QRS complex.</w:t>
+      </w:r>
+    </w:p>
+    <w:p>
+      <w:r>
+        <w:t xml:space="preserve">(d) — AV conduction delay is the PR interval.</w:t>
+      </w:r>
+    </w:p>
+    <w:p>
+      <w:r>
+        <w:t xml:space="preserve">⚠️ Exam Trap: ECG interpretation basics: P = atria fire; QRS = ventricles fire; T = ventricles recover; ST elevation = MI; peaked T = hyperkalemia; prolonged QT = torsades risk. These associations are exam gold.</w:t>
+      </w:r>
+    </w:p>
+    <w:p>
+      <w:r>
+        <w:t xml:space="preserve">💎 PNC Pearl: "T is the ventricle's recovery breath — tall T, think potassium."</w:t>
+      </w:r>
+    </w:p>
+    <w:p>
+      <w:r>
+        <w:t xml:space="preserve">Positive Marks: 1</w:t>
+      </w:r>
+    </w:p>
+    <w:p>
+      <w:r>
+        <w:t xml:space="preserve">Negative Marks: 0.25</w:t>
+      </w:r>
+    </w:p>
+    <w:p>
+      <w:r>
+        <w:t xml:space="preserve"/>
+      </w:r>
+    </w:p>
+    <w:p>
+      <w:r>
+        <w:t xml:space="preserve">Question: The nurse is caring for a patient with dengue fever. Which finding indicates progression to dengue shock syndrome?</w:t>
+      </w:r>
+    </w:p>
+    <w:p>
+      <w:r>
+        <w:t xml:space="preserve">(a) Rising platelet count</w:t>
+      </w:r>
+    </w:p>
+    <w:p>
+      <w:r>
+        <w:t xml:space="preserve">(b) Hypotension with narrow pulse pressure and cold, clammy skin</w:t>
+      </w:r>
+    </w:p>
+    <w:p>
+      <w:r>
+        <w:t xml:space="preserve">(c) Increased urine output</w:t>
+      </w:r>
+    </w:p>
+    <w:p>
+      <w:r>
+        <w:t xml:space="preserve">(d) Decreased hematocrit</w:t>
+      </w:r>
+    </w:p>
+    <w:p>
+      <w:r>
+        <w:t xml:space="preserve">Answer: b</w:t>
+      </w:r>
+    </w:p>
+    <w:p>
+      <w:r>
+        <w:t xml:space="preserve">Solution: ✅ Correct Answer: b</w:t>
+      </w:r>
+    </w:p>
+    <w:p>
+      <w:r>
+        <w:t xml:space="preserve">🧠 Clinical Rationale: Dengue shock syndrome occurs when plasma leakage causes hypovolemia: hypotension, narrow pulse pressure (&lt; 20 mmHg), tachycardia, cold clammy extremities, and hemoconcentration (RISING hematocrit). The nurse monitors vitals, hematocrit, platelets, and urine output, and manages fluids carefully.</w:t>
+      </w:r>
+    </w:p>
+    <w:p>
+      <w:r>
+        <w:t xml:space="preserve">❌ Why Not Other Options?</w:t>
+      </w:r>
+    </w:p>
+    <w:p>
+      <w:r>
+        <w:t xml:space="preserve">(a) — A rising platelet count suggests recovery, not deterioration.</w:t>
+      </w:r>
+    </w:p>
+    <w:p>
+      <w:r>
+        <w:t xml:space="preserve">(c) — Increased urine output indicates good perfusion, the opposite of shock.</w:t>
+      </w:r>
+    </w:p>
+    <w:p>
+      <w:r>
+        <w:t xml:space="preserve">(d) — A DECREASED hematocrit is not the shock pattern; shock shows a RISING hematocrit from plasma leakage.</w:t>
+      </w:r>
+    </w:p>
+    <w:p>
+      <w:r>
+        <w:t xml:space="preserve">⚠️ Exam Trap: "Dengue shock: narrow pulse pressure + cold clammy skin + rising Hct (hemoconcentration) + falling platelets." Warning signs: abdominal pain, persistent vomiting, mucosal bleeding, lethargy.</w:t>
+      </w:r>
+    </w:p>
+    <w:p>
+      <w:r>
+        <w:t xml:space="preserve">💎 PNC Pearl: "Dengue danger: BP drops, pulse narrows, Hct climbs — plasma is leaking."</w:t>
+      </w:r>
+    </w:p>
+    <w:p>
+      <w:r>
+        <w:t xml:space="preserve">Positive Marks: 1</w:t>
+      </w:r>
+    </w:p>
+    <w:p>
+      <w:r>
+        <w:t xml:space="preserve">Negative Marks: 0.25</w:t>
+      </w:r>
+    </w:p>
+    <w:p>
+      <w:r>
+        <w:t xml:space="preserve"/>
+      </w:r>
+    </w:p>
+    <w:p>
+      <w:r>
+        <w:t xml:space="preserve">Question: The recommended duration for exclusive breastfeeding is:</w:t>
+      </w:r>
+    </w:p>
+    <w:p>
+      <w:r>
+        <w:t xml:space="preserve">(a) 3 months</w:t>
+      </w:r>
+    </w:p>
+    <w:p>
+      <w:r>
+        <w:t xml:space="preserve">(b) 6 months</w:t>
+      </w:r>
+    </w:p>
+    <w:p>
+      <w:r>
+        <w:t xml:space="preserve">(c) 9 months</w:t>
+      </w:r>
+    </w:p>
+    <w:p>
+      <w:r>
+        <w:t xml:space="preserve">(d) 12 months</w:t>
+      </w:r>
+    </w:p>
+    <w:p>
+      <w:r>
+        <w:t xml:space="preserve">Answer: b</w:t>
+      </w:r>
+    </w:p>
+    <w:p>
+      <w:r>
+        <w:t xml:space="preserve">Solution: ✅ Correct Answer: b</w:t>
+      </w:r>
+    </w:p>
+    <w:p>
+      <w:r>
+        <w:t xml:space="preserve">🧠 Clinical Rationale: Exclusive breastfeeding for the first 6 months provides optimal nutrition and immunity, reduces infection risk, and supports bonding. Complementary foods begin at 6 months while breastfeeding continues up to 2 years or beyond.</w:t>
+      </w:r>
+    </w:p>
+    <w:p>
+      <w:r>
+        <w:t xml:space="preserve">❌ Why Not Other Options?</w:t>
+      </w:r>
+    </w:p>
+    <w:p>
+      <w:r>
+        <w:t xml:space="preserve">(a) — 3 months is too short; the infant misses protective and nutritional benefits.</w:t>
+      </w:r>
+    </w:p>
+    <w:p>
+      <w:r>
+        <w:t xml:space="preserve">(c) — 9 months delays complementary foods past the recommended 6 months.</w:t>
+      </w:r>
+    </w:p>
+    <w:p>
+      <w:r>
+        <w:t xml:space="preserve">(d) — 12 months is far beyond the recommended exclusive period; solids are needed by 6 months.</w:t>
+      </w:r>
+    </w:p>
+    <w:p>
+      <w:r>
+        <w:t xml:space="preserve">⚠️ Exam Trap: WHO recommendation: exclusive breastfeeding 6 months; continued breastfeeding up to 2 years or beyond with complementary feeding from 6 months. Colostrum = the first vaccine — initiate within 1 hour of birth.</w:t>
+      </w:r>
+    </w:p>
+    <w:p>
+      <w:r>
+        <w:t xml:space="preserve">💎 PNC Pearl: "Six months of milk only — then food joins, but breast stays till two."</w:t>
+      </w:r>
+    </w:p>
+    <w:p>
+      <w:r>
+        <w:t xml:space="preserve">Positive Marks: 1</w:t>
+      </w:r>
+    </w:p>
+    <w:p>
+      <w:r>
+        <w:t xml:space="preserve">Negative Marks: 0.25</w:t>
+      </w:r>
+    </w:p>
+    <w:p>
+      <w:r>
+        <w:t xml:space="preserve">Question: A patient with chronic obstructive pulmonary disease has a PaO2 of 55 mmHg. The nurse should:</w:t>
+      </w:r>
+    </w:p>
+    <w:p>
+      <w:r>
+        <w:t xml:space="preserve">(a) Administer oxygen at a low flow rate (1–2 L/min) via nasal cannula</w:t>
+      </w:r>
+    </w:p>
+    <w:p>
+      <w:r>
+        <w:t xml:space="preserve">(b) Give high-flow oxygen at 10 L/min</w:t>
+      </w:r>
+    </w:p>
+    <w:p>
+      <w:r>
+        <w:t xml:space="preserve">(c) Withhold oxygen until blood gas results are repeated</w:t>
+      </w:r>
+    </w:p>
+    <w:p>
+      <w:r>
+        <w:t xml:space="preserve">(d) Position the patient flat</w:t>
+      </w:r>
+    </w:p>
+    <w:p>
+      <w:r>
+        <w:t xml:space="preserve">Answer: a</w:t>
+      </w:r>
+    </w:p>
+    <w:p>
+      <w:r>
+        <w:t xml:space="preserve">Solution: ✅ Correct Answer: a</w:t>
+      </w:r>
+    </w:p>
+    <w:p>
+      <w:r>
+        <w:t xml:space="preserve">🧠 Clinical Rationale: In COPD with chronic CO₂ retention, oxygen is given cautiously at LOW flow (1–2 L/min) targeting SpO₂ of 88–92% to avoid suppressing the hypoxic respiratory drive and causing CO₂ narcosis. High-flow oxygen can worsen hypercapnia. The nurse monitors consciousness and ABGs.</w:t>
+      </w:r>
+    </w:p>
+    <w:p>
+      <w:r>
+        <w:t xml:space="preserve">❌ Why Not Other Options?</w:t>
+      </w:r>
+    </w:p>
+    <w:p>
+      <w:r>
+        <w:t xml:space="preserve">(b) — High-flow oxygen suppresses the hypoxic drive in CO₂ retainers → CO₂ narcosis and respiratory arrest.</w:t>
+      </w:r>
+    </w:p>
+    <w:p>
+      <w:r>
+        <w:t xml:space="preserve">(c) — Withholding oxygen from a hypoxemic patient is unsafe; give low flow while awaiting results.</w:t>
+      </w:r>
+    </w:p>
+    <w:p>
+      <w:r>
+        <w:t xml:space="preserve">(d) — Flat positioning worsens ventilation; semi-Fowler's is better.</w:t>
+      </w:r>
+    </w:p>
+    <w:p>
+      <w:r>
+        <w:t xml:space="preserve">⚠️ Exam Trap: "COPD + oxygen = LOW flow, target SpO₂ 88–92%." The classic exam scenario: COPD patient with confusion after high-flow oxygen = CO₂ narcosis (check ABG PaCO₂).</w:t>
+      </w:r>
+    </w:p>
+    <w:p>
+      <w:r>
+        <w:t xml:space="preserve">💎 PNC Pearl: "COPD breathes on low oxygen — 1–2 liters, keep the CO₂ asleep."</w:t>
+      </w:r>
+    </w:p>
+    <w:p>
+      <w:r>
+        <w:t xml:space="preserve">Positive Marks: 1</w:t>
+      </w:r>
+    </w:p>
+    <w:p>
+      <w:r>
+        <w:t xml:space="preserve">Negative Marks: 0.25</w:t>
+      </w:r>
+    </w:p>
+    <w:p>
+      <w:r>
+        <w:t xml:space="preserve"/>
+      </w:r>
+    </w:p>
+    <w:p>
+      <w:r>
+        <w:t xml:space="preserve">Question: The nurse is teaching a postpartum mother about lochia. Lochia rubra is expected during:</w:t>
+      </w:r>
+    </w:p>
+    <w:p>
+      <w:r>
+        <w:t xml:space="preserve">(a) The first 3–4 days after delivery</w:t>
+      </w:r>
+    </w:p>
+    <w:p>
+      <w:r>
+        <w:t xml:space="preserve">(b) The second week after delivery</w:t>
+      </w:r>
+    </w:p>
+    <w:p>
+      <w:r>
+        <w:t xml:space="preserve">(c) The third week after delivery</w:t>
+      </w:r>
+    </w:p>
+    <w:p>
+      <w:r>
+        <w:t xml:space="preserve">(d) Only after the sixth week</w:t>
+      </w:r>
+    </w:p>
+    <w:p>
+      <w:r>
+        <w:t xml:space="preserve">Answer: a</w:t>
+      </w:r>
+    </w:p>
+    <w:p>
+      <w:r>
+        <w:t xml:space="preserve">Solution: ✅ Correct Answer: a</w:t>
+      </w:r>
+    </w:p>
+    <w:p>
+      <w:r>
+        <w:t xml:space="preserve">🧠 Clinical Rationale: Lochia rubra (bright red, blood-tinged) lasts the first 3–4 days; lochia serosa (pinkish-brown) from day 4 to about day 10; lochia alba (yellowish-white) from day 10 to 2–6 weeks. Foul-smelling lochia or heavy bleeding suggests infection or hemorrhage.</w:t>
+      </w:r>
+    </w:p>
+    <w:p>
+      <w:r>
+        <w:t xml:space="preserve">❌ Why Not Other Options?</w:t>
+      </w:r>
+    </w:p>
+    <w:p>
+      <w:r>
+        <w:t xml:space="preserve">(b) — The second week is the serosa/alba transition, not rubra.</w:t>
+      </w:r>
+    </w:p>
+    <w:p>
+      <w:r>
+        <w:t xml:space="preserve">(c) — The third week shows lochia alba.</w:t>
+      </w:r>
+    </w:p>
+    <w:p>
+      <w:r>
+        <w:t xml:space="preserve">(d) — By the sixth week, lochia has usually stopped.</w:t>
+      </w:r>
+    </w:p>
+    <w:p>
+      <w:r>
+        <w:t xml:space="preserve">⚠️ Exam Trap: "Rubra 1–3 days → Serosa 4–10 days → Alba 10 days–6 weeks." Reappearance of rubra or foul odor = subinvolution/endometritis — report. "Rubra, serosa, alba" is a guaranteed timeline question.</w:t>
+      </w:r>
+    </w:p>
+    <w:p>
+      <w:r>
+        <w:t xml:space="preserve">💎 PNC Pearl: "Red, pink, white — the lochia rainbow over six weeks."</w:t>
+      </w:r>
+    </w:p>
+    <w:p>
+      <w:r>
+        <w:t xml:space="preserve">Positive Marks: 1</w:t>
+      </w:r>
+    </w:p>
+    <w:p>
+      <w:r>
+        <w:t xml:space="preserve">Negative Marks: 0.25</w:t>
+      </w:r>
+    </w:p>
+    <w:p>
+      <w:r>
+        <w:t xml:space="preserve"/>
+      </w:r>
+    </w:p>
+    <w:p>
+      <w:r>
+        <w:t xml:space="preserve">Question: A child with measles is brought to the clinic. The nurse should isolate the child for how long?</w:t>
+      </w:r>
+    </w:p>
+    <w:p>
+      <w:r>
+        <w:t xml:space="preserve">(a) 3 days</w:t>
+      </w:r>
+    </w:p>
+    <w:p>
+      <w:r>
+        <w:t xml:space="preserve">(b) 7 days</w:t>
+      </w:r>
+    </w:p>
+    <w:p>
+      <w:r>
+        <w:t xml:space="preserve">(c) 10 days</w:t>
+      </w:r>
+    </w:p>
+    <w:p>
+      <w:r>
+        <w:t xml:space="preserve">(d) 21 days</w:t>
+      </w:r>
+    </w:p>
+    <w:p>
+      <w:r>
+        <w:t xml:space="preserve">Answer: b</w:t>
+      </w:r>
+    </w:p>
+    <w:p>
+      <w:r>
+        <w:t xml:space="preserve">Solution: ✅ Correct Answer: b</w:t>
+      </w:r>
+    </w:p>
+    <w:p>
+      <w:r>
+        <w:t xml:space="preserve">🧠 Clinical Rationale: Measles is highly contagious from 4 days BEFORE to 4 days AFTER rash onset; isolation is recommended for 7 days (or until 4 days after rash onset). It spreads by respiratory droplets. MMR vaccination and vitamin A supplementation are key preventive/management measures.</w:t>
+      </w:r>
+    </w:p>
+    <w:p>
+      <w:r>
+        <w:t xml:space="preserve">❌ Why Not Other Options?</w:t>
+      </w:r>
+    </w:p>
+    <w:p>
+      <w:r>
+        <w:t xml:space="preserve">(a) — 3 days is too short; the child remains infectious after rash onset.</w:t>
+      </w:r>
+    </w:p>
+    <w:p>
+      <w:r>
+        <w:t xml:space="preserve">(c) — 10 days exceeds the standard isolation period for measles.</w:t>
+      </w:r>
+    </w:p>
+    <w:p>
+      <w:r>
+        <w:t xml:space="preserve">(d) — 21 days relates to the incubation period (10–14 days), not isolation duration.</w:t>
+      </w:r>
+    </w:p>
+    <w:p>
+      <w:r>
+        <w:t xml:space="preserve">⚠️ Exam Trap: "Measles: contagious 4 days before to 4 days after rash → isolate 7 days." Also know Koplik spots (buccal mucosa) precede the rash, and vitamin A reduces measles mortality.</w:t>
+      </w:r>
+    </w:p>
+    <w:p>
+      <w:r>
+        <w:t xml:space="preserve">💎 PNC Pearl: "Measles locks the door for 7 days — contagious before and after the rash."</w:t>
+      </w:r>
+    </w:p>
+    <w:p>
+      <w:r>
+        <w:t xml:space="preserve">Positive Marks: 1</w:t>
+      </w:r>
+    </w:p>
+    <w:p>
+      <w:r>
+        <w:t xml:space="preserve">Negative Marks: 0.25</w:t>
+      </w:r>
+    </w:p>
+    <w:p>
+      <w:r>
+        <w:t xml:space="preserve"/>
+      </w:r>
+    </w:p>
+    <w:p>
+      <w:r>
+        <w:t xml:space="preserve">Question: A patient with depression is started on an MAO inhibitor. The nurse should instruct the patient to avoid:</w:t>
+      </w:r>
+    </w:p>
+    <w:p>
+      <w:r>
+        <w:t xml:space="preserve">(a) Aged cheese, red wine, and fermented foods (tyramine-containing foods)</w:t>
+      </w:r>
+    </w:p>
+    <w:p>
+      <w:r>
+        <w:t xml:space="preserve">(b) Green leafy vegetables</w:t>
+      </w:r>
+    </w:p>
+    <w:p>
+      <w:r>
+        <w:t xml:space="preserve">(c) Whole grains</w:t>
+      </w:r>
+    </w:p>
+    <w:p>
+      <w:r>
+        <w:t xml:space="preserve">(d) Fresh fruit</w:t>
+      </w:r>
+    </w:p>
+    <w:p>
+      <w:r>
+        <w:t xml:space="preserve">Answer: a</w:t>
+      </w:r>
+    </w:p>
+    <w:p>
+      <w:r>
+        <w:t xml:space="preserve">Solution: ✅ Correct Answer: a</w:t>
+      </w:r>
+    </w:p>
+    <w:p>
+      <w:r>
+        <w:t xml:space="preserve">🧠 Clinical Rationale: MAO inhibitors cause a hypertensive crisis when combined with tyramine-rich foods (aged cheese, red wine, cured meats, fermented foods, soy sauce, fava beans). The patient must strictly avoid these and report severe headache or palpitations. MAOIs also interact dangerously with SSRIs.</w:t>
+      </w:r>
+    </w:p>
+    <w:p>
+      <w:r>
+        <w:t xml:space="preserve">❌ Why Not Other Options?</w:t>
+      </w:r>
+    </w:p>
+    <w:p>
+      <w:r>
+        <w:t xml:space="preserve">(b) — Green leafy vegetables are safe (though high in vitamin K, irrelevant here).</w:t>
+      </w:r>
+    </w:p>
+    <w:p>
+      <w:r>
+        <w:t xml:space="preserve">(c) — Whole grains are not tyramine-rich.</w:t>
+      </w:r>
+    </w:p>
+    <w:p>
+      <w:r>
+        <w:t xml:space="preserve">(d) — Fresh fruit is generally safe.</w:t>
+      </w:r>
+    </w:p>
+    <w:p>
+      <w:r>
+        <w:t xml:space="preserve">⚠️ Exam Trap: "MAOI + tyramine = hypertensive crisis (cheese reaction)." Foods to avoid: aged cheese, red wine, beer, cured/smoked meats, fermented soy. Teach: carry a card, avoid OTC decongestants, and wait 14 days between MAOIs and SSRIs.</w:t>
+      </w:r>
+    </w:p>
+    <w:p>
+      <w:r>
+        <w:t xml:space="preserve">💎 PNC Pearl: "No aged cheese or red wine on MAOIs — one bite could spike the BP."</w:t>
+      </w:r>
+    </w:p>
+    <w:p>
+      <w:r>
+        <w:t xml:space="preserve">Positive Marks: 1</w:t>
+      </w:r>
+    </w:p>
+    <w:p>
+      <w:r>
+        <w:t xml:space="preserve">Negative Marks: 0.25</w:t>
+      </w:r>
+    </w:p>
+    <w:p>
+      <w:r>
+        <w:t xml:space="preserve"/>
+      </w:r>
+    </w:p>
+    <w:p>
+      <w:r>
+        <w:t xml:space="preserve">Question: The nurse is preparing to immunize an infant. Which vaccine is given subcutaneously?</w:t>
+      </w:r>
+    </w:p>
+    <w:p>
+      <w:r>
+        <w:t xml:space="preserve">(a) DPT</w:t>
+      </w:r>
+    </w:p>
+    <w:p>
+      <w:r>
+        <w:t xml:space="preserve">(b) BCG</w:t>
+      </w:r>
+    </w:p>
+    <w:p>
+      <w:r>
+        <w:t xml:space="preserve">(c) Measles (MMR)</w:t>
+      </w:r>
+    </w:p>
+    <w:p>
+      <w:r>
+        <w:t xml:space="preserve">(d) Hepatitis B</w:t>
+      </w:r>
+    </w:p>
+    <w:p>
+      <w:r>
+        <w:t xml:space="preserve">Answer: c</w:t>
+      </w:r>
+    </w:p>
+    <w:p>
+      <w:r>
+        <w:t xml:space="preserve">Solution: ✅ Correct Answer: c</w:t>
+      </w:r>
+    </w:p>
+    <w:p>
+      <w:r>
+        <w:t xml:space="preserve">🧠 Clinical Rationale: Measles/MMR is given SUBCUTANEOUSLY (SC) in the upper outer arm. DPT, hepatitis B, and most childhood vaccines are given intramuscularly (anterolateral thigh in infants); BCG is given intradermally (left upper arm). Correct route ensures efficacy and minimizes adverse reactions.</w:t>
+      </w:r>
+    </w:p>
+    <w:p>
+      <w:r>
+        <w:t xml:space="preserve">❌ Why Not Other Options?</w:t>
+      </w:r>
+    </w:p>
+    <w:p>
+      <w:r>
+        <w:t xml:space="preserve">(a) — DPT is intramuscular (anterolateral thigh).</w:t>
+      </w:r>
+    </w:p>
+    <w:p>
+      <w:r>
+        <w:t xml:space="preserve">(b) — BCG is intradermal, not subcutaneous.</w:t>
+      </w:r>
+    </w:p>
+    <w:p>
+      <w:r>
+        <w:t xml:space="preserve">(d) — Hepatitis B is intramuscular.</w:t>
+      </w:r>
+    </w:p>
+    <w:p>
+      <w:r>
+        <w:t xml:space="preserve">⚠️ Exam Trap: Vaccine routes: IM = DPT, Hep B, Hib, PCV, IPV; SC = MMR, varicella, yellow fever; ID = BCG; Oral = OPV, rotavirus. "BCG intradermal at the deltoid leaves a scar; MMR subcutaneous."</w:t>
+      </w:r>
+    </w:p>
+    <w:p>
+      <w:r>
+        <w:t xml:space="preserve">💎 PNC Pearl: "MMR slides under the skin; DPT sinks into muscle; BCG pricks the top layer."</w:t>
+      </w:r>
+    </w:p>
+    <w:p>
+      <w:r>
+        <w:t xml:space="preserve">Positive Marks: 1</w:t>
+      </w:r>
+    </w:p>
+    <w:p>
+      <w:r>
+        <w:t xml:space="preserve">Negative Marks: 0.25</w:t>
+      </w:r>
+    </w:p>
+    <w:p>
+      <w:r>
+        <w:t xml:space="preserve"/>
+      </w:r>
+    </w:p>
+    <w:p>
+      <w:r>
+        <w:t xml:space="preserve">Question: In a patient with acute myocardial infarction, which enzyme is the most cardiac-specific and sensitive marker?</w:t>
+      </w:r>
+    </w:p>
+    <w:p>
+      <w:r>
+        <w:t xml:space="preserve">(a) Creatine kinase (total)</w:t>
+      </w:r>
+    </w:p>
+    <w:p>
+      <w:r>
+        <w:t xml:space="preserve">(b) Troponin I/T</w:t>
+      </w:r>
+    </w:p>
+    <w:p>
+      <w:r>
+        <w:t xml:space="preserve">(c) Alkaline phosphatase</w:t>
+      </w:r>
+    </w:p>
+    <w:p>
+      <w:r>
+        <w:t xml:space="preserve">(d) Amylase</w:t>
+      </w:r>
+    </w:p>
+    <w:p>
+      <w:r>
+        <w:t xml:space="preserve">Answer: b</w:t>
+      </w:r>
+    </w:p>
+    <w:p>
+      <w:r>
+        <w:t xml:space="preserve">Solution: ✅ Correct Answer: b</w:t>
+      </w:r>
+    </w:p>
+    <w:p>
+      <w:r>
+        <w:t xml:space="preserve">🧠 Clinical Rationale: Cardiac troponin (I and T) is the most specific and sensitive biomarker of myocardial necrosis — rising within 3–4 hours and remaining elevated for 7–10 days. CK-MB rises earlier but is less specific. Serial troponin measurement diagnoses MI.</w:t>
+      </w:r>
+    </w:p>
+    <w:p>
+      <w:r>
+        <w:t xml:space="preserve">❌ Why Not Other Options?</w:t>
+      </w:r>
+    </w:p>
+    <w:p>
+      <w:r>
+        <w:t xml:space="preserve">(a) — Total CK is not cardiac-specific (also rises in muscle injury).</w:t>
+      </w:r>
+    </w:p>
+    <w:p>
+      <w:r>
+        <w:t xml:space="preserve">(c) — ALP marks bone/liver disease, not cardiac necrosis.</w:t>
+      </w:r>
+    </w:p>
+    <w:p>
+      <w:r>
+        <w:t xml:space="preserve">(d) — Amylase marks pancreatitis.</w:t>
+      </w:r>
+    </w:p>
+    <w:p>
+      <w:r>
+        <w:t xml:space="preserve">⚠️ Exam Trap: "Troponin = gold standard for MI; CK-MB = earlier rise, less specific; rises: troponin 3-4h, CK-MB 3-6h." Also know ST elevation on ECG + troponin rise = STEMI.</w:t>
+      </w:r>
+    </w:p>
+    <w:p>
+      <w:r>
+        <w:t xml:space="preserve">💎 PNC Pearl: "Troponin is the heart's smoking gun — most specific, most sensitive."</w:t>
+      </w:r>
+    </w:p>
+    <w:p>
+      <w:r>
+        <w:t xml:space="preserve">Positive Marks: 1</w:t>
+      </w:r>
+    </w:p>
+    <w:p>
+      <w:r>
+        <w:t xml:space="preserve">Negative Marks: 0.25</w:t>
+      </w:r>
+    </w:p>
+    <w:p>
+      <w:r>
+        <w:t xml:space="preserve"/>
+      </w:r>
+    </w:p>
+    <w:p>
+      <w:r>
+        <w:t xml:space="preserve">Question: The nurse finds a patient unconscious and not breathing. After activating the emergency response, the nurse should:</w:t>
+      </w:r>
+    </w:p>
+    <w:p>
+      <w:r>
+        <w:t xml:space="preserve">(a) Check the carotid pulse for 30 seconds</w:t>
+      </w:r>
+    </w:p>
+    <w:p>
+      <w:r>
+        <w:t xml:space="preserve">(b) Begin chest compressions immediately</w:t>
+      </w:r>
+    </w:p>
+    <w:p>
+      <w:r>
+        <w:t xml:space="preserve">(c) Give two rescue breaths first</w:t>
+      </w:r>
+    </w:p>
+    <w:p>
+      <w:r>
+        <w:t xml:space="preserve">(d) Wait for the defibrillator</w:t>
+      </w:r>
+    </w:p>
+    <w:p>
+      <w:r>
+        <w:t xml:space="preserve">Answer: b</w:t>
+      </w:r>
+    </w:p>
+    <w:p>
+      <w:r>
+        <w:t xml:space="preserve">Solution: ✅ Correct Answer: b</w:t>
+      </w:r>
+    </w:p>
+    <w:p>
+      <w:r>
+        <w:t xml:space="preserve">🧠 Clinical Rationale: In adult cardiac arrest, high-quality chest compressions are started immediately (30:2, 100–120/min, depth ≥ 5 cm) — "push hard and push fast." Pulse checks are brief (&lt; 10 s). Early compressions and early defibrillation improve survival.</w:t>
+      </w:r>
+    </w:p>
+    <w:p>
+      <w:r>
+        <w:t xml:space="preserve">❌ Why Not Other Options?</w:t>
+      </w:r>
+    </w:p>
+    <w:p>
+      <w:r>
+        <w:t xml:space="preserve">(a) — Pulse checks are limited to 10 seconds, not 30; prolonged checks delay compressions.</w:t>
+      </w:r>
+    </w:p>
+    <w:p>
+      <w:r>
+        <w:t xml:space="preserve">(c) — In adults, compressions come FIRST (C-A-B), then airway/breathing.</w:t>
+      </w:r>
+    </w:p>
+    <w:p>
+      <w:r>
+        <w:t xml:space="preserve">(d) — Waiting for the defibrillator wastes the most valuable minutes; start CPR now.</w:t>
+      </w:r>
+    </w:p>
+    <w:p>
+      <w:r>
+        <w:t xml:space="preserve">⚠️ Exam Trap: "Adult BLS = C-A-B: Compressions first (30), Airway, Breathing (2 breaths)." Sequence: check responsiveness → activate EMS/get AED → check pulse/breathing (≤10 s) → start 30:2.</w:t>
+      </w:r>
+    </w:p>
+    <w:p>
+      <w:r>
+        <w:t xml:space="preserve">💎 PNC Pearl: "No pulse, no breath — push hard and fast on the chest, don't wait."</w:t>
+      </w:r>
+    </w:p>
+    <w:p>
+      <w:r>
+        <w:t xml:space="preserve">Positive Marks: 1</w:t>
+      </w:r>
+    </w:p>
+    <w:p>
+      <w:r>
+        <w:t xml:space="preserve">Negative Marks: 0.25</w:t>
+      </w:r>
+    </w:p>
+    <w:p>
+      <w:r>
+        <w:t xml:space="preserve"/>
+      </w:r>
+    </w:p>
+    <w:p>
+      <w:r>
+        <w:t xml:space="preserve">Question: The most common cause of anemia in India is:</w:t>
+      </w:r>
+    </w:p>
+    <w:p>
+      <w:r>
+        <w:t xml:space="preserve">(a) Vitamin B12 deficiency</w:t>
+      </w:r>
+    </w:p>
+    <w:p>
+      <w:r>
+        <w:t xml:space="preserve">(b) Iron deficiency</w:t>
+      </w:r>
+    </w:p>
+    <w:p>
+      <w:r>
+        <w:t xml:space="preserve">(c) Folic acid deficiency</w:t>
+      </w:r>
+    </w:p>
+    <w:p>
+      <w:r>
+        <w:t xml:space="preserve">(d) Hemolysis</w:t>
+      </w:r>
+    </w:p>
+    <w:p>
+      <w:r>
+        <w:t xml:space="preserve">Answer: b</w:t>
+      </w:r>
+    </w:p>
+    <w:p>
+      <w:r>
+        <w:t xml:space="preserve">Solution: ✅ Correct Answer: b</w:t>
+      </w:r>
+    </w:p>
+    <w:p>
+      <w:r>
+        <w:t xml:space="preserve">🧠 Clinical Rationale: Iron deficiency anemia is the most common nutritional deficiency in India, especially in women of reproductive age and children — from inadequate dietary iron, menstrual blood loss, and hookworm infestation. Prevention: iron-folic acid supplementation, dietary improvement, and deworming.</w:t>
+      </w:r>
+    </w:p>
+    <w:p>
+      <w:r>
+        <w:t xml:space="preserve">❌ Why Not Other Options?</w:t>
+      </w:r>
+    </w:p>
+    <w:p>
+      <w:r>
+        <w:t xml:space="preserve">(a) — B12 deficiency causes macrocytic anemia but is far less common than iron deficiency.</w:t>
+      </w:r>
+    </w:p>
+    <w:p>
+      <w:r>
+        <w:t xml:space="preserve">(c) — Folate deficiency is common in pregnancy but not the overall #1 cause.</w:t>
+      </w:r>
+    </w:p>
+    <w:p>
+      <w:r>
+        <w:t xml:space="preserve">(d) — Hemolysis (sickle cell, thalassemia) is regionally important but not the most common cause.</w:t>
+      </w:r>
+    </w:p>
+    <w:p>
+      <w:r>
+        <w:t xml:space="preserve">⚠️ Exam Trap: "Iron deficiency = most common anemia globally and in India = microcytic hypochromic." National programs: National Iron+ Initiative, weekly IFA for adolescents, and deworming (albendazole) in schools.</w:t>
+      </w:r>
+    </w:p>
+    <w:p>
+      <w:r>
+        <w:t xml:space="preserve">💎 PNC Pearl: "Iron tops the anemia chart in India — pale girls, hookworms, and scanty diets."</w:t>
+      </w:r>
+    </w:p>
+    <w:p>
+      <w:r>
+        <w:t xml:space="preserve">Positive Marks: 1</w:t>
+      </w:r>
+    </w:p>
+    <w:p>
+      <w:r>
+        <w:t xml:space="preserve">Negative Marks: 0.25</w:t>
+      </w:r>
+    </w:p>
+    <w:p>
+      <w:r>
+        <w:t xml:space="preserve"/>
+      </w:r>
+    </w:p>
+    <w:p>
+      <w:r>
+        <w:t xml:space="preserve">Question: The nurse is measuring the intake and output of a patient who had 200 mL of tea, 250 mL of water, 150 mL of soup, and 500 mL of IV fluid. The total intake in mL is:</w:t>
+      </w:r>
+    </w:p>
+    <w:p>
+      <w:r>
+        <w:t xml:space="preserve">(a) 600 mL</w:t>
+      </w:r>
+    </w:p>
+    <w:p>
+      <w:r>
+        <w:t xml:space="preserve">(b) 900 mL</w:t>
+      </w:r>
+    </w:p>
+    <w:p>
+      <w:r>
+        <w:t xml:space="preserve">(c) 1,100 mL</w:t>
+      </w:r>
+    </w:p>
+    <w:p>
+      <w:r>
+        <w:t xml:space="preserve">(d) 1,400 mL</w:t>
+      </w:r>
+    </w:p>
+    <w:p>
+      <w:r>
+        <w:t xml:space="preserve">Answer: c</w:t>
+      </w:r>
+    </w:p>
+    <w:p>
+      <w:r>
+        <w:t xml:space="preserve">Solution: ✅ Correct Answer: c</w:t>
+      </w:r>
+    </w:p>
+    <w:p>
+      <w:r>
+        <w:t xml:space="preserve">🧠 Clinical Rationale: Total intake = 200 + 250 + 150 + 500 = 1,100 mL. Accurate intake-output monitoring is essential in renal failure, heart failure, and fluid imbalance — ALL sources (oral, IV, enteral) are recorded.</w:t>
+      </w:r>
+    </w:p>
+    <w:p>
+      <w:r>
+        <w:t xml:space="preserve">❌ Why Not Other Options?</w:t>
+      </w:r>
+    </w:p>
+    <w:p>
+      <w:r>
+        <w:t xml:space="preserve">(a) — 600 mL ignores the IV fluid entirely.</w:t>
+      </w:r>
+    </w:p>
+    <w:p>
+      <w:r>
+        <w:t xml:space="preserve">(b) — 900 mL adds only part of the IV or skips one item.</w:t>
+      </w:r>
+    </w:p>
+    <w:p>
+      <w:r>
+        <w:t xml:space="preserve">(d) — 1,400 mL adds an imaginary 300 mL.</w:t>
+      </w:r>
+    </w:p>
+    <w:p>
+      <w:r>
+        <w:t xml:space="preserve">⚠️ Exam Trap: Simple addition — but read EVERY item, including IV. Practice totaling quickly: 200+250+150 = 600; +500 = 1,100. Accuracy in I/O is a nursing responsibility tested directly.</w:t>
+      </w:r>
+    </w:p>
+    <w:p>
+      <w:r>
+        <w:t xml:space="preserve">💎 PNC Pearl: "Tea, water, soup, and the drip — every milliliter counts."</w:t>
+      </w:r>
+    </w:p>
+    <w:p>
+      <w:r>
+        <w:t xml:space="preserve">Positive Marks: 1</w:t>
+      </w:r>
+    </w:p>
+    <w:p>
+      <w:r>
+        <w:t xml:space="preserve">Negative Marks: 0.25</w:t>
+      </w:r>
+    </w:p>
+    <w:p>
+      <w:r>
+        <w:t xml:space="preserve"/>
+      </w:r>
+    </w:p>
+    <w:p>
+      <w:r>
+        <w:t xml:space="preserve">Question: A patient with tuberculosis asks about prevention of spread to family members. The most important advice is:</w:t>
+      </w:r>
+    </w:p>
+    <w:p>
+      <w:r>
+        <w:t xml:space="preserve">(a) Cover the mouth while coughing and ensure good ventilation</w:t>
+      </w:r>
+    </w:p>
+    <w:p>
+      <w:r>
+        <w:t xml:space="preserve">(b) Avoid all cooked food</w:t>
+      </w:r>
+    </w:p>
+    <w:p>
+      <w:r>
+        <w:t xml:space="preserve">(c) Take only herbal remedies</w:t>
+      </w:r>
+    </w:p>
+    <w:p>
+      <w:r>
+        <w:t xml:space="preserve">(d) Stop treatment once symptoms improve</w:t>
+      </w:r>
+    </w:p>
+    <w:p>
+      <w:r>
+        <w:t xml:space="preserve">Answer: a</w:t>
+      </w:r>
+    </w:p>
+    <w:p>
+      <w:r>
+        <w:t xml:space="preserve">Solution: ✅ Correct Answer: a</w:t>
+      </w:r>
+    </w:p>
+    <w:p>
+      <w:r>
+        <w:t xml:space="preserve">🧠 Clinical Rationale: TB spreads by airborne droplets from coughing/sneezing. Cough etiquette (covering mouth, wearing masks), good ventilation, and completing the full 6-month regimen are the keys to preventing transmission. Patients are most infectious in the first treatment weeks; contacts may need screening.</w:t>
+      </w:r>
+    </w:p>
+    <w:p>
+      <w:r>
+        <w:t xml:space="preserve">❌ Why Not Other Options?</w:t>
+      </w:r>
+    </w:p>
+    <w:p>
+      <w:r>
+        <w:t xml:space="preserve">(b) — Diet restriction has no role in TB prevention; good nutrition supports recovery.</w:t>
+      </w:r>
+    </w:p>
+    <w:p>
+      <w:r>
+        <w:t xml:space="preserve">(c) — Herbal remedies cannot cure TB; standard anti-TB drugs are essential.</w:t>
+      </w:r>
+    </w:p>
+    <w:p>
+      <w:r>
+        <w:t xml:space="preserve">(d) — Stopping early causes drug resistance (MDR-TB) and relapse — treatment must be completed.</w:t>
+      </w:r>
+    </w:p>
+    <w:p>
+      <w:r>
+        <w:t xml:space="preserve">⚠️ Exam Trap: "TB control: mask + cover cough + ventilation + complete DOTS." Also teach: infectious period drops rapidly after starting treatment; sputum smear negativity confirms non-infectious status.</w:t>
+      </w:r>
+    </w:p>
+    <w:p>
+      <w:r>
+        <w:t xml:space="preserve">💎 PNC Pearl: "Cover the cough, open the windows, finish the six months — TB's exit plan."</w:t>
+      </w:r>
+    </w:p>
+    <w:p>
+      <w:r>
+        <w:t xml:space="preserve">Positive Marks: 1</w:t>
+      </w:r>
+    </w:p>
+    <w:p>
+      <w:r>
+        <w:t xml:space="preserve">Negative Marks: 0.25</w:t>
       </w:r>
     </w:p>
     <w:sectPr>
       <w:pgSz w:w="12240" w:h="15840"/>
-      <w:pgMar w:top="864" w:right="1008" w:bottom="864" w:left="1008" w:header="720" w:footer="720" w:gutter="0"/>
+      <w:pgMar w:top="1440" w:right="1800" w:bottom="1440" w:left="1800" w:header="720" w:footer="720" w:gutter="0"/>
       <w:cols w:space="720"/>
       <w:docGrid w:linePitch="360"/>
     </w:sectPr>
@@ -2535,10 +2065,6 @@
     <w:name w:val="Normal"/>
     <w:qFormat/>
     <w:rsid w:val="00FC693F"/>
-    <w:rPr>
-      <w:rFonts w:ascii="Calibri" w:hAnsi="Calibri"/>
-      <w:sz w:val="22"/>
-    </w:rPr>
   </w:style>
   <w:style w:type="paragraph" w:styleId="Header">
     <w:name w:val="header"/>
